--- a/Sia/Angel-By-The-Wings/NotasAngelByTheWings.docx
+++ b/Sia/Angel-By-The-Wings/NotasAngelByTheWings.docx
@@ -19091,6 +19091,773 @@
         <w:rPr>
           <w:rFonts w:ascii="Times New Roman" w:hAnsi="Times New Roman" w:cs="Times New Roman"/>
           <w:lang w:val="en-US"/>
+        </w:rPr>
+      </w:pPr>
+    </w:p>
+    <w:p>
+      <w:pPr>
+        <w:rPr>
+          <w:rFonts w:ascii="Times New Roman" w:hAnsi="Times New Roman" w:cs="Times New Roman"/>
+          <w:b/>
+          <w:color w:val="FFFFFF" w:themeColor="background1"/>
+          <w:lang w:val="en-US"/>
+        </w:rPr>
+      </w:pPr>
+      <w:r>
+        <w:rPr>
+          <w:b/>
+          <w:color w:val="FFFFFF" w:themeColor="background1"/>
+          <w:highlight w:val="blue"/>
+        </w:rPr>
+        <w:t xml:space="preserve">USO DE </w:t>
+      </w:r>
+      <w:r>
+        <w:rPr>
+          <w:rStyle w:val="Textoennegrita"/>
+          <w:b w:val="0"/>
+          <w:color w:val="FFFFFF" w:themeColor="background1"/>
+          <w:highlight w:val="blue"/>
+        </w:rPr>
+        <w:t>SO</w:t>
+      </w:r>
+    </w:p>
+    <w:tbl>
+      <w:tblPr>
+        <w:tblStyle w:val="Tablaconcuadrcula"/>
+        <w:tblW w:w="0" w:type="auto"/>
+        <w:tblLook w:val="04A0" w:firstRow="1" w:lastRow="0" w:firstColumn="1" w:lastColumn="0" w:noHBand="0" w:noVBand="1"/>
+      </w:tblPr>
+      <w:tblGrid>
+        <w:gridCol w:w="1851"/>
+        <w:gridCol w:w="1675"/>
+        <w:gridCol w:w="1903"/>
+        <w:gridCol w:w="3065"/>
+      </w:tblGrid>
+      <w:tr>
+        <w:tc>
+          <w:tcPr>
+            <w:tcW w:w="0" w:type="auto"/>
+            <w:hideMark/>
+          </w:tcPr>
+          <w:p>
+            <w:pPr>
+              <w:jc w:val="center"/>
+              <w:rPr>
+                <w:rFonts w:ascii="Times New Roman" w:eastAsia="Times New Roman" w:hAnsi="Times New Roman" w:cs="Times New Roman"/>
+                <w:b/>
+                <w:bCs/>
+                <w:sz w:val="24"/>
+                <w:szCs w:val="24"/>
+                <w:lang w:eastAsia="es-EC"/>
+              </w:rPr>
+            </w:pPr>
+            <w:r>
+              <w:rPr>
+                <w:rFonts w:ascii="Times New Roman" w:eastAsia="Times New Roman" w:hAnsi="Times New Roman" w:cs="Times New Roman"/>
+                <w:b/>
+                <w:bCs/>
+                <w:sz w:val="24"/>
+                <w:szCs w:val="24"/>
+                <w:lang w:eastAsia="es-EC"/>
+              </w:rPr>
+              <w:t>¿Para qué sirve?</w:t>
+            </w:r>
+          </w:p>
+        </w:tc>
+        <w:tc>
+          <w:tcPr>
+            <w:tcW w:w="0" w:type="auto"/>
+            <w:hideMark/>
+          </w:tcPr>
+          <w:p>
+            <w:pPr>
+              <w:jc w:val="center"/>
+              <w:rPr>
+                <w:rFonts w:ascii="Times New Roman" w:eastAsia="Times New Roman" w:hAnsi="Times New Roman" w:cs="Times New Roman"/>
+                <w:b/>
+                <w:bCs/>
+                <w:sz w:val="24"/>
+                <w:szCs w:val="24"/>
+                <w:lang w:eastAsia="es-EC"/>
+              </w:rPr>
+            </w:pPr>
+            <w:r>
+              <w:rPr>
+                <w:rFonts w:ascii="Times New Roman" w:eastAsia="Times New Roman" w:hAnsi="Times New Roman" w:cs="Times New Roman"/>
+                <w:b/>
+                <w:bCs/>
+                <w:sz w:val="24"/>
+                <w:szCs w:val="24"/>
+                <w:lang w:eastAsia="es-EC"/>
+              </w:rPr>
+              <w:t>Significado</w:t>
+            </w:r>
+          </w:p>
+        </w:tc>
+        <w:tc>
+          <w:tcPr>
+            <w:tcW w:w="0" w:type="auto"/>
+            <w:hideMark/>
+          </w:tcPr>
+          <w:p>
+            <w:pPr>
+              <w:jc w:val="center"/>
+              <w:rPr>
+                <w:rFonts w:ascii="Times New Roman" w:eastAsia="Times New Roman" w:hAnsi="Times New Roman" w:cs="Times New Roman"/>
+                <w:b/>
+                <w:bCs/>
+                <w:sz w:val="24"/>
+                <w:szCs w:val="24"/>
+                <w:lang w:eastAsia="es-EC"/>
+              </w:rPr>
+            </w:pPr>
+            <w:r>
+              <w:rPr>
+                <w:rFonts w:ascii="Times New Roman" w:eastAsia="Times New Roman" w:hAnsi="Times New Roman" w:cs="Times New Roman"/>
+                <w:b/>
+                <w:bCs/>
+                <w:sz w:val="24"/>
+                <w:szCs w:val="24"/>
+                <w:lang w:eastAsia="es-EC"/>
+              </w:rPr>
+              <w:t>Ejemplo</w:t>
+            </w:r>
+          </w:p>
+        </w:tc>
+        <w:tc>
+          <w:tcPr>
+            <w:tcW w:w="0" w:type="auto"/>
+            <w:hideMark/>
+          </w:tcPr>
+          <w:p>
+            <w:pPr>
+              <w:jc w:val="center"/>
+              <w:rPr>
+                <w:rFonts w:ascii="Times New Roman" w:eastAsia="Times New Roman" w:hAnsi="Times New Roman" w:cs="Times New Roman"/>
+                <w:b/>
+                <w:bCs/>
+                <w:sz w:val="24"/>
+                <w:szCs w:val="24"/>
+                <w:lang w:eastAsia="es-EC"/>
+              </w:rPr>
+            </w:pPr>
+            <w:r>
+              <w:rPr>
+                <w:rFonts w:ascii="Times New Roman" w:eastAsia="Times New Roman" w:hAnsi="Times New Roman" w:cs="Times New Roman"/>
+                <w:b/>
+                <w:bCs/>
+                <w:sz w:val="24"/>
+                <w:szCs w:val="24"/>
+                <w:lang w:eastAsia="es-EC"/>
+              </w:rPr>
+              <w:t>Traducción</w:t>
+            </w:r>
+          </w:p>
+        </w:tc>
+      </w:tr>
+      <w:tr>
+        <w:tc>
+          <w:tcPr>
+            <w:tcW w:w="0" w:type="auto"/>
+            <w:hideMark/>
+          </w:tcPr>
+          <w:p>
+            <w:pPr>
+              <w:rPr>
+                <w:rFonts w:ascii="Times New Roman" w:eastAsia="Times New Roman" w:hAnsi="Times New Roman" w:cs="Times New Roman"/>
+                <w:sz w:val="24"/>
+                <w:szCs w:val="24"/>
+                <w:lang w:eastAsia="es-EC"/>
+              </w:rPr>
+            </w:pPr>
+            <w:r>
+              <w:rPr>
+                <w:rFonts w:ascii="Times New Roman" w:eastAsia="Times New Roman" w:hAnsi="Times New Roman" w:cs="Times New Roman"/>
+                <w:sz w:val="24"/>
+                <w:szCs w:val="24"/>
+                <w:lang w:eastAsia="es-EC"/>
+              </w:rPr>
+              <w:t>Mostrar resultado</w:t>
+            </w:r>
+          </w:p>
+        </w:tc>
+        <w:tc>
+          <w:tcPr>
+            <w:tcW w:w="0" w:type="auto"/>
+            <w:hideMark/>
+          </w:tcPr>
+          <w:p>
+            <w:pPr>
+              <w:rPr>
+                <w:rFonts w:ascii="Times New Roman" w:eastAsia="Times New Roman" w:hAnsi="Times New Roman" w:cs="Times New Roman"/>
+                <w:sz w:val="24"/>
+                <w:szCs w:val="24"/>
+                <w:lang w:eastAsia="es-EC"/>
+              </w:rPr>
+            </w:pPr>
+            <w:r>
+              <w:rPr>
+                <w:rFonts w:ascii="Times New Roman" w:eastAsia="Times New Roman" w:hAnsi="Times New Roman" w:cs="Times New Roman"/>
+                <w:sz w:val="24"/>
+                <w:szCs w:val="24"/>
+                <w:lang w:eastAsia="es-EC"/>
+              </w:rPr>
+              <w:t>así que / entonces</w:t>
+            </w:r>
+          </w:p>
+        </w:tc>
+        <w:tc>
+          <w:tcPr>
+            <w:tcW w:w="0" w:type="auto"/>
+            <w:hideMark/>
+          </w:tcPr>
+          <w:p>
+            <w:pPr>
+              <w:rPr>
+                <w:rFonts w:ascii="Times New Roman" w:eastAsia="Times New Roman" w:hAnsi="Times New Roman" w:cs="Times New Roman"/>
+                <w:sz w:val="24"/>
+                <w:szCs w:val="24"/>
+                <w:lang w:val="en-US" w:eastAsia="es-EC"/>
+              </w:rPr>
+            </w:pPr>
+            <w:r>
+              <w:rPr>
+                <w:rFonts w:ascii="Times New Roman" w:eastAsia="Times New Roman" w:hAnsi="Times New Roman" w:cs="Times New Roman"/>
+                <w:sz w:val="24"/>
+                <w:szCs w:val="24"/>
+                <w:lang w:val="en-US" w:eastAsia="es-EC"/>
+              </w:rPr>
+              <w:t xml:space="preserve">I am tired, </w:t>
+            </w:r>
+            <w:r>
+              <w:rPr>
+                <w:rFonts w:ascii="Times New Roman" w:eastAsia="Times New Roman" w:hAnsi="Times New Roman" w:cs="Times New Roman"/>
+                <w:b/>
+                <w:bCs/>
+                <w:sz w:val="24"/>
+                <w:szCs w:val="24"/>
+                <w:lang w:val="en-US" w:eastAsia="es-EC"/>
+              </w:rPr>
+              <w:t>so</w:t>
+            </w:r>
+            <w:r>
+              <w:rPr>
+                <w:rFonts w:ascii="Times New Roman" w:eastAsia="Times New Roman" w:hAnsi="Times New Roman" w:cs="Times New Roman"/>
+                <w:sz w:val="24"/>
+                <w:szCs w:val="24"/>
+                <w:lang w:val="en-US" w:eastAsia="es-EC"/>
+              </w:rPr>
+              <w:t xml:space="preserve"> I sleep.</w:t>
+            </w:r>
+          </w:p>
+        </w:tc>
+        <w:tc>
+          <w:tcPr>
+            <w:tcW w:w="0" w:type="auto"/>
+            <w:hideMark/>
+          </w:tcPr>
+          <w:p>
+            <w:pPr>
+              <w:rPr>
+                <w:rFonts w:ascii="Times New Roman" w:eastAsia="Times New Roman" w:hAnsi="Times New Roman" w:cs="Times New Roman"/>
+                <w:sz w:val="24"/>
+                <w:szCs w:val="24"/>
+                <w:lang w:eastAsia="es-EC"/>
+              </w:rPr>
+            </w:pPr>
+            <w:r>
+              <w:rPr>
+                <w:rFonts w:ascii="Times New Roman" w:eastAsia="Times New Roman" w:hAnsi="Times New Roman" w:cs="Times New Roman"/>
+                <w:sz w:val="24"/>
+                <w:szCs w:val="24"/>
+                <w:lang w:eastAsia="es-EC"/>
+              </w:rPr>
+              <w:t xml:space="preserve">Estoy cansado, </w:t>
+            </w:r>
+            <w:r>
+              <w:rPr>
+                <w:rFonts w:ascii="Times New Roman" w:eastAsia="Times New Roman" w:hAnsi="Times New Roman" w:cs="Times New Roman"/>
+                <w:b/>
+                <w:bCs/>
+                <w:sz w:val="24"/>
+                <w:szCs w:val="24"/>
+                <w:lang w:eastAsia="es-EC"/>
+              </w:rPr>
+              <w:t>así que / entonces</w:t>
+            </w:r>
+            <w:r>
+              <w:rPr>
+                <w:rFonts w:ascii="Times New Roman" w:eastAsia="Times New Roman" w:hAnsi="Times New Roman" w:cs="Times New Roman"/>
+                <w:sz w:val="24"/>
+                <w:szCs w:val="24"/>
+                <w:lang w:eastAsia="es-EC"/>
+              </w:rPr>
+              <w:t xml:space="preserve"> duermo.</w:t>
+            </w:r>
+          </w:p>
+        </w:tc>
+      </w:tr>
+      <w:tr>
+        <w:tc>
+          <w:tcPr>
+            <w:tcW w:w="0" w:type="auto"/>
+            <w:hideMark/>
+          </w:tcPr>
+          <w:p>
+            <w:pPr>
+              <w:rPr>
+                <w:rFonts w:ascii="Times New Roman" w:eastAsia="Times New Roman" w:hAnsi="Times New Roman" w:cs="Times New Roman"/>
+                <w:sz w:val="24"/>
+                <w:szCs w:val="24"/>
+                <w:lang w:eastAsia="es-EC"/>
+              </w:rPr>
+            </w:pPr>
+            <w:r>
+              <w:rPr>
+                <w:rFonts w:ascii="Times New Roman" w:eastAsia="Times New Roman" w:hAnsi="Times New Roman" w:cs="Times New Roman"/>
+                <w:sz w:val="24"/>
+                <w:szCs w:val="24"/>
+                <w:lang w:eastAsia="es-EC"/>
+              </w:rPr>
+              <w:t>Reemplazar una idea</w:t>
+            </w:r>
+          </w:p>
+        </w:tc>
+        <w:tc>
+          <w:tcPr>
+            <w:tcW w:w="0" w:type="auto"/>
+            <w:hideMark/>
+          </w:tcPr>
+          <w:p>
+            <w:pPr>
+              <w:rPr>
+                <w:rFonts w:ascii="Times New Roman" w:eastAsia="Times New Roman" w:hAnsi="Times New Roman" w:cs="Times New Roman"/>
+                <w:sz w:val="24"/>
+                <w:szCs w:val="24"/>
+                <w:lang w:eastAsia="es-EC"/>
+              </w:rPr>
+            </w:pPr>
+            <w:r>
+              <w:rPr>
+                <w:rFonts w:ascii="Times New Roman" w:eastAsia="Times New Roman" w:hAnsi="Times New Roman" w:cs="Times New Roman"/>
+                <w:sz w:val="24"/>
+                <w:szCs w:val="24"/>
+                <w:lang w:eastAsia="es-EC"/>
+              </w:rPr>
+              <w:t xml:space="preserve">sí </w:t>
+            </w:r>
+          </w:p>
+        </w:tc>
+        <w:tc>
+          <w:tcPr>
+            <w:tcW w:w="0" w:type="auto"/>
+            <w:hideMark/>
+          </w:tcPr>
+          <w:p>
+            <w:pPr>
+              <w:rPr>
+                <w:rFonts w:ascii="Times New Roman" w:eastAsia="Times New Roman" w:hAnsi="Times New Roman" w:cs="Times New Roman"/>
+                <w:sz w:val="24"/>
+                <w:szCs w:val="24"/>
+                <w:lang w:val="en-US" w:eastAsia="es-EC"/>
+              </w:rPr>
+            </w:pPr>
+            <w:r>
+              <w:rPr>
+                <w:rFonts w:ascii="Times New Roman" w:eastAsia="Times New Roman" w:hAnsi="Times New Roman" w:cs="Times New Roman"/>
+                <w:sz w:val="24"/>
+                <w:szCs w:val="24"/>
+                <w:lang w:val="en-US" w:eastAsia="es-EC"/>
+              </w:rPr>
+              <w:t xml:space="preserve">Will it rain? </w:t>
+            </w:r>
+          </w:p>
+          <w:p>
+            <w:pPr>
+              <w:rPr>
+                <w:rFonts w:ascii="Times New Roman" w:eastAsia="Times New Roman" w:hAnsi="Times New Roman" w:cs="Times New Roman"/>
+                <w:sz w:val="24"/>
+                <w:szCs w:val="24"/>
+                <w:lang w:val="en-US" w:eastAsia="es-EC"/>
+              </w:rPr>
+            </w:pPr>
+            <w:r>
+              <w:rPr>
+                <w:rFonts w:ascii="Times New Roman" w:eastAsia="Times New Roman" w:hAnsi="Times New Roman" w:cs="Times New Roman"/>
+                <w:sz w:val="24"/>
+                <w:szCs w:val="24"/>
+                <w:lang w:val="en-US" w:eastAsia="es-EC"/>
+              </w:rPr>
+              <w:t xml:space="preserve">– I think so. </w:t>
+            </w:r>
+          </w:p>
+          <w:p>
+            <w:pPr>
+              <w:rPr>
+                <w:rFonts w:ascii="Times New Roman" w:eastAsia="Times New Roman" w:hAnsi="Times New Roman" w:cs="Times New Roman"/>
+                <w:sz w:val="24"/>
+                <w:szCs w:val="24"/>
+                <w:lang w:val="en-US" w:eastAsia="es-EC"/>
+              </w:rPr>
+            </w:pPr>
+          </w:p>
+        </w:tc>
+        <w:tc>
+          <w:tcPr>
+            <w:tcW w:w="0" w:type="auto"/>
+            <w:hideMark/>
+          </w:tcPr>
+          <w:p>
+            <w:r>
+              <w:t>¿Va a llover?</w:t>
+            </w:r>
+          </w:p>
+          <w:p>
+            <w:pPr>
+              <w:rPr>
+                <w:rFonts w:ascii="Times New Roman" w:eastAsia="Times New Roman" w:hAnsi="Times New Roman" w:cs="Times New Roman"/>
+                <w:sz w:val="24"/>
+                <w:szCs w:val="24"/>
+                <w:lang w:eastAsia="es-EC"/>
+              </w:rPr>
+            </w:pPr>
+            <w:r>
+              <w:rPr>
+                <w:rFonts w:ascii="Times New Roman" w:eastAsia="Times New Roman" w:hAnsi="Times New Roman" w:cs="Times New Roman"/>
+                <w:sz w:val="24"/>
+                <w:szCs w:val="24"/>
+                <w:lang w:val="en-US" w:eastAsia="es-EC"/>
+              </w:rPr>
+              <w:t xml:space="preserve">– </w:t>
+            </w:r>
+            <w:r>
+              <w:t>Creo que sí.</w:t>
+            </w:r>
+          </w:p>
+        </w:tc>
+      </w:tr>
+      <w:tr>
+        <w:tc>
+          <w:tcPr>
+            <w:tcW w:w="0" w:type="auto"/>
+            <w:hideMark/>
+          </w:tcPr>
+          <w:p>
+            <w:pPr>
+              <w:rPr>
+                <w:rFonts w:ascii="Times New Roman" w:eastAsia="Times New Roman" w:hAnsi="Times New Roman" w:cs="Times New Roman"/>
+                <w:sz w:val="24"/>
+                <w:szCs w:val="24"/>
+                <w:lang w:eastAsia="es-EC"/>
+              </w:rPr>
+            </w:pPr>
+            <w:r>
+              <w:rPr>
+                <w:rFonts w:ascii="Times New Roman" w:eastAsia="Times New Roman" w:hAnsi="Times New Roman" w:cs="Times New Roman"/>
+                <w:sz w:val="24"/>
+                <w:szCs w:val="24"/>
+                <w:lang w:eastAsia="es-EC"/>
+              </w:rPr>
+              <w:t>Reemplazar una idea</w:t>
+            </w:r>
+          </w:p>
+        </w:tc>
+        <w:tc>
+          <w:tcPr>
+            <w:tcW w:w="0" w:type="auto"/>
+            <w:hideMark/>
+          </w:tcPr>
+          <w:p>
+            <w:pPr>
+              <w:rPr>
+                <w:rFonts w:ascii="Times New Roman" w:eastAsia="Times New Roman" w:hAnsi="Times New Roman" w:cs="Times New Roman"/>
+                <w:sz w:val="24"/>
+                <w:szCs w:val="24"/>
+                <w:lang w:eastAsia="es-EC"/>
+              </w:rPr>
+            </w:pPr>
+            <w:r>
+              <w:rPr>
+                <w:rFonts w:ascii="Times New Roman" w:eastAsia="Times New Roman" w:hAnsi="Times New Roman" w:cs="Times New Roman"/>
+                <w:sz w:val="24"/>
+                <w:szCs w:val="24"/>
+                <w:lang w:eastAsia="es-EC"/>
+              </w:rPr>
+              <w:t>yo también</w:t>
+            </w:r>
+          </w:p>
+        </w:tc>
+        <w:tc>
+          <w:tcPr>
+            <w:tcW w:w="0" w:type="auto"/>
+            <w:hideMark/>
+          </w:tcPr>
+          <w:p>
+            <w:pPr>
+              <w:rPr>
+                <w:rFonts w:ascii="Times New Roman" w:eastAsia="Times New Roman" w:hAnsi="Times New Roman" w:cs="Times New Roman"/>
+                <w:sz w:val="24"/>
+                <w:szCs w:val="24"/>
+                <w:lang w:val="en-US" w:eastAsia="es-EC"/>
+              </w:rPr>
+            </w:pPr>
+            <w:r>
+              <w:rPr>
+                <w:rFonts w:ascii="Times New Roman" w:eastAsia="Times New Roman" w:hAnsi="Times New Roman" w:cs="Times New Roman"/>
+                <w:sz w:val="24"/>
+                <w:szCs w:val="24"/>
+                <w:lang w:val="en-US" w:eastAsia="es-EC"/>
+              </w:rPr>
+              <w:t xml:space="preserve">I am hungry. – </w:t>
+            </w:r>
+            <w:r>
+              <w:rPr>
+                <w:rFonts w:ascii="Times New Roman" w:eastAsia="Times New Roman" w:hAnsi="Times New Roman" w:cs="Times New Roman"/>
+                <w:b/>
+                <w:bCs/>
+                <w:sz w:val="24"/>
+                <w:szCs w:val="24"/>
+                <w:lang w:val="en-US" w:eastAsia="es-EC"/>
+              </w:rPr>
+              <w:t>So am I.</w:t>
+            </w:r>
+          </w:p>
+        </w:tc>
+        <w:tc>
+          <w:tcPr>
+            <w:tcW w:w="0" w:type="auto"/>
+            <w:hideMark/>
+          </w:tcPr>
+          <w:p>
+            <w:pPr>
+              <w:rPr>
+                <w:rFonts w:ascii="Times New Roman" w:eastAsia="Times New Roman" w:hAnsi="Times New Roman" w:cs="Times New Roman"/>
+                <w:sz w:val="24"/>
+                <w:szCs w:val="24"/>
+                <w:lang w:eastAsia="es-EC"/>
+              </w:rPr>
+            </w:pPr>
+            <w:r>
+              <w:rPr>
+                <w:rFonts w:ascii="Times New Roman" w:eastAsia="Times New Roman" w:hAnsi="Times New Roman" w:cs="Times New Roman"/>
+                <w:sz w:val="24"/>
+                <w:szCs w:val="24"/>
+                <w:lang w:eastAsia="es-EC"/>
+              </w:rPr>
+              <w:t>Tengo hambre. – Yo también.</w:t>
+            </w:r>
+          </w:p>
+        </w:tc>
+      </w:tr>
+      <w:tr>
+        <w:tc>
+          <w:tcPr>
+            <w:tcW w:w="0" w:type="auto"/>
+            <w:hideMark/>
+          </w:tcPr>
+          <w:p>
+            <w:pPr>
+              <w:rPr>
+                <w:rFonts w:ascii="Times New Roman" w:eastAsia="Times New Roman" w:hAnsi="Times New Roman" w:cs="Times New Roman"/>
+                <w:sz w:val="24"/>
+                <w:szCs w:val="24"/>
+                <w:lang w:eastAsia="es-EC"/>
+              </w:rPr>
+            </w:pPr>
+            <w:r>
+              <w:rPr>
+                <w:rFonts w:ascii="Times New Roman" w:eastAsia="Times New Roman" w:hAnsi="Times New Roman" w:cs="Times New Roman"/>
+                <w:sz w:val="24"/>
+                <w:szCs w:val="24"/>
+                <w:lang w:eastAsia="es-EC"/>
+              </w:rPr>
+              <w:t>Dar énfasis</w:t>
+            </w:r>
+          </w:p>
+        </w:tc>
+        <w:tc>
+          <w:tcPr>
+            <w:tcW w:w="0" w:type="auto"/>
+            <w:hideMark/>
+          </w:tcPr>
+          <w:p>
+            <w:pPr>
+              <w:rPr>
+                <w:rFonts w:ascii="Times New Roman" w:eastAsia="Times New Roman" w:hAnsi="Times New Roman" w:cs="Times New Roman"/>
+                <w:sz w:val="24"/>
+                <w:szCs w:val="24"/>
+                <w:lang w:eastAsia="es-EC"/>
+              </w:rPr>
+            </w:pPr>
+            <w:r>
+              <w:rPr>
+                <w:rFonts w:ascii="Times New Roman" w:eastAsia="Times New Roman" w:hAnsi="Times New Roman" w:cs="Times New Roman"/>
+                <w:sz w:val="24"/>
+                <w:szCs w:val="24"/>
+                <w:lang w:eastAsia="es-EC"/>
+              </w:rPr>
+              <w:t>muy / tan</w:t>
+            </w:r>
+          </w:p>
+        </w:tc>
+        <w:tc>
+          <w:tcPr>
+            <w:tcW w:w="0" w:type="auto"/>
+            <w:hideMark/>
+          </w:tcPr>
+          <w:p>
+            <w:pPr>
+              <w:rPr>
+                <w:rFonts w:ascii="Times New Roman" w:eastAsia="Times New Roman" w:hAnsi="Times New Roman" w:cs="Times New Roman"/>
+                <w:sz w:val="24"/>
+                <w:szCs w:val="24"/>
+                <w:lang w:eastAsia="es-EC"/>
+              </w:rPr>
+            </w:pPr>
+            <w:proofErr w:type="spellStart"/>
+            <w:r>
+              <w:rPr>
+                <w:rFonts w:ascii="Times New Roman" w:eastAsia="Times New Roman" w:hAnsi="Times New Roman" w:cs="Times New Roman"/>
+                <w:sz w:val="24"/>
+                <w:szCs w:val="24"/>
+                <w:lang w:eastAsia="es-EC"/>
+              </w:rPr>
+              <w:t>She</w:t>
+            </w:r>
+            <w:proofErr w:type="spellEnd"/>
+            <w:r>
+              <w:rPr>
+                <w:rFonts w:ascii="Times New Roman" w:eastAsia="Times New Roman" w:hAnsi="Times New Roman" w:cs="Times New Roman"/>
+                <w:sz w:val="24"/>
+                <w:szCs w:val="24"/>
+                <w:lang w:eastAsia="es-EC"/>
+              </w:rPr>
+              <w:t xml:space="preserve"> </w:t>
+            </w:r>
+            <w:proofErr w:type="spellStart"/>
+            <w:r>
+              <w:rPr>
+                <w:rFonts w:ascii="Times New Roman" w:eastAsia="Times New Roman" w:hAnsi="Times New Roman" w:cs="Times New Roman"/>
+                <w:sz w:val="24"/>
+                <w:szCs w:val="24"/>
+                <w:lang w:eastAsia="es-EC"/>
+              </w:rPr>
+              <w:t>is</w:t>
+            </w:r>
+            <w:proofErr w:type="spellEnd"/>
+            <w:r>
+              <w:rPr>
+                <w:rFonts w:ascii="Times New Roman" w:eastAsia="Times New Roman" w:hAnsi="Times New Roman" w:cs="Times New Roman"/>
+                <w:sz w:val="24"/>
+                <w:szCs w:val="24"/>
+                <w:lang w:eastAsia="es-EC"/>
+              </w:rPr>
+              <w:t xml:space="preserve"> </w:t>
+            </w:r>
+            <w:r>
+              <w:rPr>
+                <w:rFonts w:ascii="Times New Roman" w:eastAsia="Times New Roman" w:hAnsi="Times New Roman" w:cs="Times New Roman"/>
+                <w:b/>
+                <w:bCs/>
+                <w:sz w:val="24"/>
+                <w:szCs w:val="24"/>
+                <w:lang w:eastAsia="es-EC"/>
+              </w:rPr>
+              <w:t>so</w:t>
+            </w:r>
+            <w:r>
+              <w:rPr>
+                <w:rFonts w:ascii="Times New Roman" w:eastAsia="Times New Roman" w:hAnsi="Times New Roman" w:cs="Times New Roman"/>
+                <w:sz w:val="24"/>
+                <w:szCs w:val="24"/>
+                <w:lang w:eastAsia="es-EC"/>
+              </w:rPr>
+              <w:t xml:space="preserve"> </w:t>
+            </w:r>
+            <w:proofErr w:type="spellStart"/>
+            <w:r>
+              <w:rPr>
+                <w:rFonts w:ascii="Times New Roman" w:eastAsia="Times New Roman" w:hAnsi="Times New Roman" w:cs="Times New Roman"/>
+                <w:sz w:val="24"/>
+                <w:szCs w:val="24"/>
+                <w:lang w:eastAsia="es-EC"/>
+              </w:rPr>
+              <w:t>happy</w:t>
+            </w:r>
+            <w:proofErr w:type="spellEnd"/>
+            <w:r>
+              <w:rPr>
+                <w:rFonts w:ascii="Times New Roman" w:eastAsia="Times New Roman" w:hAnsi="Times New Roman" w:cs="Times New Roman"/>
+                <w:sz w:val="24"/>
+                <w:szCs w:val="24"/>
+                <w:lang w:eastAsia="es-EC"/>
+              </w:rPr>
+              <w:t>.</w:t>
+            </w:r>
+          </w:p>
+        </w:tc>
+        <w:tc>
+          <w:tcPr>
+            <w:tcW w:w="0" w:type="auto"/>
+            <w:hideMark/>
+          </w:tcPr>
+          <w:p>
+            <w:pPr>
+              <w:rPr>
+                <w:rFonts w:ascii="Times New Roman" w:eastAsia="Times New Roman" w:hAnsi="Times New Roman" w:cs="Times New Roman"/>
+                <w:sz w:val="24"/>
+                <w:szCs w:val="24"/>
+                <w:lang w:eastAsia="es-EC"/>
+              </w:rPr>
+            </w:pPr>
+            <w:r>
+              <w:rPr>
+                <w:rFonts w:ascii="Times New Roman" w:eastAsia="Times New Roman" w:hAnsi="Times New Roman" w:cs="Times New Roman"/>
+                <w:sz w:val="24"/>
+                <w:szCs w:val="24"/>
+                <w:lang w:eastAsia="es-EC"/>
+              </w:rPr>
+              <w:t xml:space="preserve">Ella está </w:t>
+            </w:r>
+            <w:r>
+              <w:rPr>
+                <w:rFonts w:ascii="Times New Roman" w:eastAsia="Times New Roman" w:hAnsi="Times New Roman" w:cs="Times New Roman"/>
+                <w:b/>
+                <w:bCs/>
+                <w:sz w:val="24"/>
+                <w:szCs w:val="24"/>
+                <w:lang w:eastAsia="es-EC"/>
+              </w:rPr>
+              <w:t>muy</w:t>
+            </w:r>
+            <w:r>
+              <w:rPr>
+                <w:rFonts w:ascii="Times New Roman" w:eastAsia="Times New Roman" w:hAnsi="Times New Roman" w:cs="Times New Roman"/>
+                <w:sz w:val="24"/>
+                <w:szCs w:val="24"/>
+                <w:lang w:eastAsia="es-EC"/>
+              </w:rPr>
+              <w:t xml:space="preserve"> feliz.</w:t>
+            </w:r>
+          </w:p>
+        </w:tc>
+      </w:tr>
+    </w:tbl>
+    <w:p>
+      <w:pPr>
+        <w:rPr>
+          <w:rFonts w:ascii="Times New Roman" w:hAnsi="Times New Roman" w:cs="Times New Roman"/>
+          <w:b/>
+          <w:u w:val="single"/>
+        </w:rPr>
+      </w:pPr>
+    </w:p>
+    <w:p>
+      <w:pPr>
+        <w:rPr>
+          <w:rFonts w:ascii="Times New Roman" w:hAnsi="Times New Roman" w:cs="Times New Roman"/>
+          <w:b/>
+          <w:u w:val="single"/>
         </w:rPr>
       </w:pPr>
     </w:p>
@@ -19828,9 +20595,17 @@
           <w:rFonts w:ascii="Times New Roman" w:hAnsi="Times New Roman" w:cs="Times New Roman"/>
           <w:b/>
           <w:u w:val="single"/>
+        </w:rPr>
+        <w:t>CHOOSE THE CORRECT LET</w:t>
+      </w:r>
+      <w:r>
+        <w:rPr>
+          <w:rFonts w:ascii="Times New Roman" w:hAnsi="Times New Roman" w:cs="Times New Roman"/>
+          <w:b/>
+          <w:u w:val="single"/>
           <w:lang w:val="en-US"/>
         </w:rPr>
-        <w:t>CHOOSE THE CORRECT LETTER FOR EACH SENTENCE</w:t>
+        <w:t>TER FOR EACH SENTENCE</w:t>
       </w:r>
     </w:p>
     <w:p>
@@ -19957,6 +20732,7 @@
           <w:u w:val="single"/>
           <w:lang w:val="en-US"/>
         </w:rPr>
+        <w:lastRenderedPageBreak/>
         <w:t xml:space="preserve">Double Subject </w:t>
       </w:r>
       <w:r>
@@ -20532,7 +21308,6 @@
           <w:highlight w:val="green"/>
           <w:lang w:val="en-US" w:eastAsia="es-EC"/>
         </w:rPr>
-        <w:lastRenderedPageBreak/>
         <w:t>I know you have never felt so alone</w:t>
       </w:r>
     </w:p>
@@ -21526,6 +22301,7 @@
           <w:sz w:val="22"/>
           <w:szCs w:val="22"/>
         </w:rPr>
+        <w:lastRenderedPageBreak/>
         <w:t>VERBOS REGULARES</w:t>
       </w:r>
     </w:p>
@@ -22316,7 +23092,6 @@
               <w:rPr>
                 <w:rFonts w:ascii="Times New Roman" w:hAnsi="Times New Roman" w:cs="Times New Roman"/>
               </w:rPr>
-              <w:lastRenderedPageBreak/>
               <w:t>do</w:t>
             </w:r>
           </w:p>
@@ -22992,6 +23767,7 @@
           <w:rFonts w:ascii="Times New Roman" w:eastAsia="Times New Roman" w:hAnsi="Times New Roman" w:cs="Times New Roman"/>
           <w:lang w:val="en-US" w:eastAsia="es-EC"/>
         </w:rPr>
+        <w:lastRenderedPageBreak/>
         <w:t>9. It __________ already __________ (rain) a lot this week.</w:t>
       </w:r>
     </w:p>
@@ -23118,7 +23894,6 @@
           <w:highlight w:val="green"/>
           <w:lang w:val="en-US" w:eastAsia="es-EC"/>
         </w:rPr>
-        <w:lastRenderedPageBreak/>
         <w:t>But hold on, head up, be strong</w:t>
       </w:r>
     </w:p>
@@ -25045,6 +25820,7 @@
           <w:sz w:val="22"/>
           <w:szCs w:val="22"/>
         </w:rPr>
+        <w:lastRenderedPageBreak/>
         <w:t xml:space="preserve"> </w:t>
       </w:r>
       <w:r>
@@ -25593,11 +26369,174 @@
     <w:p>
       <w:pPr>
         <w:spacing w:before="100" w:beforeAutospacing="1" w:after="100" w:afterAutospacing="1" w:line="240" w:lineRule="auto"/>
+        <w:rPr>
+          <w:rFonts w:ascii="Times New Roman" w:eastAsia="Times New Roman" w:hAnsi="Times New Roman" w:cs="Times New Roman"/>
+          <w:lang w:eastAsia="es-EC"/>
+        </w:rPr>
+      </w:pPr>
+    </w:p>
+    <w:p>
+      <w:pPr>
+        <w:spacing w:before="100" w:beforeAutospacing="1" w:after="100" w:afterAutospacing="1" w:line="240" w:lineRule="auto"/>
+        <w:rPr>
+          <w:rFonts w:ascii="Times New Roman" w:eastAsia="Times New Roman" w:hAnsi="Times New Roman" w:cs="Times New Roman"/>
+          <w:lang w:eastAsia="es-EC"/>
+        </w:rPr>
+      </w:pPr>
+    </w:p>
+    <w:p>
+      <w:pPr>
+        <w:spacing w:before="100" w:beforeAutospacing="1" w:after="100" w:afterAutospacing="1" w:line="240" w:lineRule="auto"/>
+        <w:rPr>
+          <w:rFonts w:ascii="Times New Roman" w:eastAsia="Times New Roman" w:hAnsi="Times New Roman" w:cs="Times New Roman"/>
+          <w:lang w:eastAsia="es-EC"/>
+        </w:rPr>
+      </w:pPr>
+    </w:p>
+    <w:p>
+      <w:pPr>
+        <w:spacing w:before="100" w:beforeAutospacing="1" w:after="100" w:afterAutospacing="1" w:line="240" w:lineRule="auto"/>
+        <w:rPr>
+          <w:rFonts w:ascii="Times New Roman" w:eastAsia="Times New Roman" w:hAnsi="Times New Roman" w:cs="Times New Roman"/>
+          <w:lang w:eastAsia="es-EC"/>
+        </w:rPr>
+      </w:pPr>
+    </w:p>
+    <w:p>
+      <w:pPr>
+        <w:spacing w:before="100" w:beforeAutospacing="1" w:after="100" w:afterAutospacing="1" w:line="240" w:lineRule="auto"/>
+        <w:rPr>
+          <w:rFonts w:ascii="Times New Roman" w:eastAsia="Times New Roman" w:hAnsi="Times New Roman" w:cs="Times New Roman"/>
+          <w:lang w:eastAsia="es-EC"/>
+        </w:rPr>
+      </w:pPr>
+    </w:p>
+    <w:p>
+      <w:pPr>
+        <w:spacing w:before="100" w:beforeAutospacing="1" w:after="100" w:afterAutospacing="1" w:line="240" w:lineRule="auto"/>
+        <w:rPr>
+          <w:rFonts w:ascii="Times New Roman" w:eastAsia="Times New Roman" w:hAnsi="Times New Roman" w:cs="Times New Roman"/>
+          <w:lang w:eastAsia="es-EC"/>
+        </w:rPr>
+      </w:pPr>
+    </w:p>
+    <w:p>
+      <w:pPr>
+        <w:spacing w:before="100" w:beforeAutospacing="1" w:after="100" w:afterAutospacing="1" w:line="240" w:lineRule="auto"/>
+        <w:rPr>
+          <w:rFonts w:ascii="Times New Roman" w:eastAsia="Times New Roman" w:hAnsi="Times New Roman" w:cs="Times New Roman"/>
+          <w:lang w:eastAsia="es-EC"/>
+        </w:rPr>
+      </w:pPr>
+    </w:p>
+    <w:p>
+      <w:pPr>
+        <w:spacing w:before="100" w:beforeAutospacing="1" w:after="100" w:afterAutospacing="1" w:line="240" w:lineRule="auto"/>
+        <w:rPr>
+          <w:rFonts w:ascii="Times New Roman" w:eastAsia="Times New Roman" w:hAnsi="Times New Roman" w:cs="Times New Roman"/>
+          <w:lang w:eastAsia="es-EC"/>
+        </w:rPr>
+      </w:pPr>
+    </w:p>
+    <w:p>
+      <w:pPr>
+        <w:spacing w:before="100" w:beforeAutospacing="1" w:after="100" w:afterAutospacing="1" w:line="240" w:lineRule="auto"/>
+        <w:rPr>
+          <w:rFonts w:ascii="Times New Roman" w:eastAsia="Times New Roman" w:hAnsi="Times New Roman" w:cs="Times New Roman"/>
+          <w:lang w:eastAsia="es-EC"/>
+        </w:rPr>
+      </w:pPr>
+    </w:p>
+    <w:p>
+      <w:pPr>
+        <w:spacing w:before="100" w:beforeAutospacing="1" w:after="100" w:afterAutospacing="1" w:line="240" w:lineRule="auto"/>
+        <w:rPr>
+          <w:rFonts w:ascii="Times New Roman" w:eastAsia="Times New Roman" w:hAnsi="Times New Roman" w:cs="Times New Roman"/>
+          <w:lang w:eastAsia="es-EC"/>
+        </w:rPr>
+      </w:pPr>
+    </w:p>
+    <w:p>
+      <w:pPr>
+        <w:spacing w:before="100" w:beforeAutospacing="1" w:after="100" w:afterAutospacing="1" w:line="240" w:lineRule="auto"/>
+        <w:rPr>
+          <w:rFonts w:ascii="Times New Roman" w:eastAsia="Times New Roman" w:hAnsi="Times New Roman" w:cs="Times New Roman"/>
+          <w:lang w:eastAsia="es-EC"/>
+        </w:rPr>
+      </w:pPr>
+    </w:p>
+    <w:p>
+      <w:pPr>
+        <w:spacing w:before="100" w:beforeAutospacing="1" w:after="100" w:afterAutospacing="1" w:line="240" w:lineRule="auto"/>
+        <w:rPr>
+          <w:rFonts w:ascii="Times New Roman" w:eastAsia="Times New Roman" w:hAnsi="Times New Roman" w:cs="Times New Roman"/>
+          <w:lang w:eastAsia="es-EC"/>
+        </w:rPr>
+      </w:pPr>
+    </w:p>
+    <w:p>
+      <w:pPr>
+        <w:spacing w:before="100" w:beforeAutospacing="1" w:after="100" w:afterAutospacing="1" w:line="240" w:lineRule="auto"/>
+        <w:rPr>
+          <w:rFonts w:ascii="Times New Roman" w:eastAsia="Times New Roman" w:hAnsi="Times New Roman" w:cs="Times New Roman"/>
+          <w:lang w:eastAsia="es-EC"/>
+        </w:rPr>
+      </w:pPr>
+    </w:p>
+    <w:p>
+      <w:pPr>
+        <w:spacing w:before="100" w:beforeAutospacing="1" w:after="100" w:afterAutospacing="1" w:line="240" w:lineRule="auto"/>
+        <w:rPr>
+          <w:rFonts w:ascii="Times New Roman" w:eastAsia="Times New Roman" w:hAnsi="Times New Roman" w:cs="Times New Roman"/>
+          <w:lang w:eastAsia="es-EC"/>
+        </w:rPr>
+      </w:pPr>
+    </w:p>
+    <w:p>
+      <w:pPr>
+        <w:spacing w:before="100" w:beforeAutospacing="1" w:after="100" w:afterAutospacing="1" w:line="240" w:lineRule="auto"/>
+        <w:rPr>
+          <w:rFonts w:ascii="Times New Roman" w:eastAsia="Times New Roman" w:hAnsi="Times New Roman" w:cs="Times New Roman"/>
+          <w:lang w:eastAsia="es-EC"/>
+        </w:rPr>
+      </w:pPr>
+    </w:p>
+    <w:p>
+      <w:pPr>
+        <w:spacing w:before="100" w:beforeAutospacing="1" w:after="100" w:afterAutospacing="1" w:line="240" w:lineRule="auto"/>
+        <w:rPr>
+          <w:rFonts w:ascii="Times New Roman" w:eastAsia="Times New Roman" w:hAnsi="Times New Roman" w:cs="Times New Roman"/>
+          <w:lang w:eastAsia="es-EC"/>
+        </w:rPr>
+      </w:pPr>
+    </w:p>
+    <w:p>
+      <w:pPr>
+        <w:spacing w:before="100" w:beforeAutospacing="1" w:after="100" w:afterAutospacing="1" w:line="240" w:lineRule="auto"/>
+        <w:rPr>
+          <w:rFonts w:ascii="Times New Roman" w:eastAsia="Times New Roman" w:hAnsi="Times New Roman" w:cs="Times New Roman"/>
+          <w:lang w:eastAsia="es-EC"/>
+        </w:rPr>
+      </w:pPr>
+    </w:p>
+    <w:p>
+      <w:pPr>
+        <w:spacing w:before="100" w:beforeAutospacing="1" w:after="100" w:afterAutospacing="1" w:line="240" w:lineRule="auto"/>
+        <w:rPr>
+          <w:rFonts w:ascii="Times New Roman" w:eastAsia="Times New Roman" w:hAnsi="Times New Roman" w:cs="Times New Roman"/>
+          <w:lang w:eastAsia="es-EC"/>
+        </w:rPr>
+      </w:pPr>
+    </w:p>
+    <w:p>
+      <w:pPr>
+        <w:spacing w:before="100" w:beforeAutospacing="1" w:after="100" w:afterAutospacing="1" w:line="240" w:lineRule="auto"/>
         <w:jc w:val="center"/>
         <w:rPr>
           <w:rFonts w:ascii="Times New Roman" w:eastAsia="Times New Roman" w:hAnsi="Times New Roman" w:cs="Times New Roman"/>
           <w:b/>
           <w:bCs/>
+          <w:color w:val="FFFFFF" w:themeColor="background1"/>
           <w:lang w:val="en-US" w:eastAsia="es-EC"/>
         </w:rPr>
       </w:pPr>
@@ -25606,84 +26545,52 @@
           <w:rFonts w:ascii="Times New Roman" w:eastAsia="Times New Roman" w:hAnsi="Times New Roman" w:cs="Times New Roman"/>
           <w:b/>
           <w:bCs/>
-          <w:highlight w:val="green"/>
+          <w:color w:val="FFFFFF" w:themeColor="background1"/>
+          <w:highlight w:val="red"/>
           <w:lang w:val="en-US" w:eastAsia="es-EC"/>
         </w:rPr>
         <w:lastRenderedPageBreak/>
-        <w:t xml:space="preserve">Oh hold on, hold on until you hear them come / </w:t>
+        <w:t>OH HOLD ON, HOLD ON UNTIL YOU HEAR THEM COME / HERE THEY COME, OH</w:t>
       </w:r>
-      <w:proofErr w:type="gramStart"/>
-      <w:r>
+    </w:p>
+    <w:p>
+      <w:pPr>
+        <w:spacing w:before="100" w:beforeAutospacing="1" w:after="100" w:afterAutospacing="1" w:line="240" w:lineRule="auto"/>
         <w:rPr>
           <w:rFonts w:ascii="Times New Roman" w:eastAsia="Times New Roman" w:hAnsi="Times New Roman" w:cs="Times New Roman"/>
           <w:b/>
           <w:bCs/>
-          <w:highlight w:val="green"/>
+          <w:color w:val="FFFFFF" w:themeColor="background1"/>
           <w:lang w:val="en-US" w:eastAsia="es-EC"/>
         </w:rPr>
-        <w:t>Here</w:t>
-      </w:r>
-      <w:proofErr w:type="gramEnd"/>
+      </w:pPr>
       <w:r>
         <w:rPr>
           <w:rFonts w:ascii="Times New Roman" w:eastAsia="Times New Roman" w:hAnsi="Times New Roman" w:cs="Times New Roman"/>
           <w:b/>
           <w:bCs/>
-          <w:highlight w:val="green"/>
+          <w:color w:val="FFFFFF" w:themeColor="background1"/>
+          <w:highlight w:val="blue"/>
           <w:lang w:val="en-US" w:eastAsia="es-EC"/>
         </w:rPr>
-        <w:t xml:space="preserve"> they come, oh</w:t>
+        <w:t xml:space="preserve">DESGLOSE DE YOU HEAR THEM </w:t>
       </w:r>
-    </w:p>
-    <w:p>
-      <w:pPr>
-        <w:pStyle w:val="Prrafodelista"/>
-        <w:numPr>
-          <w:ilvl w:val="0"/>
-          <w:numId w:val="28"/>
-        </w:numPr>
-        <w:spacing w:before="100" w:beforeAutospacing="1" w:after="100" w:afterAutospacing="1" w:line="240" w:lineRule="auto"/>
+      <w:r>
+        <w:rPr>
+          <w:b/>
+          <w:color w:val="FFFFFF" w:themeColor="background1"/>
+          <w:highlight w:val="blue"/>
+          <w:lang w:val="en-US" w:eastAsia="es-EC"/>
+        </w:rPr>
+        <w:sym w:font="Wingdings" w:char="F0E0"/>
+      </w:r>
+      <w:r>
         <w:rPr>
           <w:rFonts w:ascii="Times New Roman" w:eastAsia="Times New Roman" w:hAnsi="Times New Roman" w:cs="Times New Roman"/>
           <w:b/>
           <w:bCs/>
-          <w:lang w:val="en-US" w:eastAsia="es-EC"/>
-        </w:rPr>
-      </w:pPr>
-      <w:proofErr w:type="spellStart"/>
-      <w:r>
-        <w:rPr>
-          <w:rFonts w:ascii="Times New Roman" w:eastAsia="Times New Roman" w:hAnsi="Times New Roman" w:cs="Times New Roman"/>
-          <w:b/>
-          <w:bCs/>
-          <w:lang w:val="en-US" w:eastAsia="es-EC"/>
-        </w:rPr>
-        <w:t>Desglose</w:t>
-      </w:r>
-      <w:proofErr w:type="spellEnd"/>
-      <w:r>
-        <w:rPr>
-          <w:rFonts w:ascii="Times New Roman" w:eastAsia="Times New Roman" w:hAnsi="Times New Roman" w:cs="Times New Roman"/>
-          <w:b/>
-          <w:bCs/>
-          <w:lang w:val="en-US" w:eastAsia="es-EC"/>
-        </w:rPr>
-        <w:t xml:space="preserve"> de You hear them </w:t>
-      </w:r>
-      <w:r>
-        <w:rPr>
-          <w:rFonts w:ascii="Times New Roman" w:eastAsia="Times New Roman" w:hAnsi="Times New Roman" w:cs="Times New Roman"/>
-          <w:b/>
-          <w:bCs/>
-          <w:lang w:val="en-US" w:eastAsia="es-EC"/>
-        </w:rPr>
-        <w:sym w:font="Wingdings" w:char="F0E0"/>
-      </w:r>
-      <w:r>
-        <w:rPr>
-          <w:rFonts w:ascii="Times New Roman" w:eastAsia="Times New Roman" w:hAnsi="Times New Roman" w:cs="Times New Roman"/>
-          <w:b/>
-          <w:bCs/>
+          <w:color w:val="FFFFFF" w:themeColor="background1"/>
+          <w:highlight w:val="blue"/>
           <w:lang w:val="en-US" w:eastAsia="es-EC"/>
         </w:rPr>
         <w:t xml:space="preserve"> </w:t>
@@ -25691,8 +26598,19 @@
       <w:r>
         <w:rPr>
           <w:rFonts w:ascii="Times New Roman" w:hAnsi="Times New Roman" w:cs="Times New Roman"/>
-        </w:rPr>
-        <w:t xml:space="preserve">Tú los escuchas </w:t>
+          <w:b/>
+          <w:color w:val="FFFFFF" w:themeColor="background1"/>
+          <w:highlight w:val="blue"/>
+        </w:rPr>
+        <w:t>TÚ LOS ESCUCHAS</w:t>
+      </w:r>
+      <w:r>
+        <w:rPr>
+          <w:rFonts w:ascii="Times New Roman" w:hAnsi="Times New Roman" w:cs="Times New Roman"/>
+          <w:b/>
+          <w:color w:val="FFFFFF" w:themeColor="background1"/>
+        </w:rPr>
+        <w:t xml:space="preserve"> </w:t>
       </w:r>
     </w:p>
     <w:tbl>
@@ -26111,16 +27029,13 @@
     </w:tbl>
     <w:p>
       <w:pPr>
-        <w:pStyle w:val="Prrafodelista"/>
-        <w:numPr>
-          <w:ilvl w:val="0"/>
-          <w:numId w:val="28"/>
-        </w:numPr>
         <w:spacing w:before="100" w:beforeAutospacing="1" w:after="100" w:afterAutospacing="1" w:line="240" w:lineRule="auto"/>
         <w:rPr>
           <w:rFonts w:ascii="Times New Roman" w:eastAsia="Times New Roman" w:hAnsi="Times New Roman" w:cs="Times New Roman"/>
           <w:b/>
           <w:bCs/>
+          <w:color w:val="FFFFFF" w:themeColor="background1"/>
+          <w:highlight w:val="blue"/>
           <w:lang w:eastAsia="es-EC"/>
         </w:rPr>
       </w:pPr>
@@ -26129,22 +27044,692 @@
           <w:rFonts w:ascii="Times New Roman" w:eastAsia="Times New Roman" w:hAnsi="Times New Roman" w:cs="Times New Roman"/>
           <w:b/>
           <w:bCs/>
+          <w:color w:val="FFFFFF" w:themeColor="background1"/>
+          <w:highlight w:val="blue"/>
           <w:lang w:eastAsia="es-EC"/>
         </w:rPr>
-        <w:t xml:space="preserve"> Pronombre Personal Sujeto  y Pronombre Personal Objeto</w:t>
+        <w:t>DIFERENCIA ENTRE HEAR Y LISTEN</w:t>
       </w:r>
     </w:p>
+    <w:tbl>
+      <w:tblPr>
+        <w:tblStyle w:val="Tablaconcuadrcula"/>
+        <w:tblW w:w="0" w:type="auto"/>
+        <w:tblLook w:val="04A0" w:firstRow="1" w:lastRow="0" w:firstColumn="1" w:lastColumn="0" w:noHBand="0" w:noVBand="1"/>
+      </w:tblPr>
+      <w:tblGrid>
+        <w:gridCol w:w="1276"/>
+        <w:gridCol w:w="1538"/>
+        <w:gridCol w:w="1704"/>
+        <w:gridCol w:w="1503"/>
+        <w:gridCol w:w="2473"/>
+      </w:tblGrid>
+      <w:tr>
+        <w:tc>
+          <w:tcPr>
+            <w:tcW w:w="0" w:type="auto"/>
+            <w:hideMark/>
+          </w:tcPr>
+          <w:p>
+            <w:pPr>
+              <w:jc w:val="center"/>
+              <w:rPr>
+                <w:rFonts w:ascii="Times New Roman" w:eastAsia="Times New Roman" w:hAnsi="Times New Roman" w:cs="Times New Roman"/>
+                <w:b/>
+                <w:bCs/>
+                <w:sz w:val="24"/>
+                <w:szCs w:val="24"/>
+                <w:lang w:eastAsia="es-EC"/>
+              </w:rPr>
+            </w:pPr>
+            <w:r>
+              <w:rPr>
+                <w:rFonts w:ascii="Times New Roman" w:eastAsia="Times New Roman" w:hAnsi="Times New Roman" w:cs="Times New Roman"/>
+                <w:b/>
+                <w:bCs/>
+                <w:sz w:val="24"/>
+                <w:szCs w:val="24"/>
+                <w:lang w:eastAsia="es-EC"/>
+              </w:rPr>
+              <w:t>Verbo</w:t>
+            </w:r>
+          </w:p>
+        </w:tc>
+        <w:tc>
+          <w:tcPr>
+            <w:tcW w:w="0" w:type="auto"/>
+            <w:hideMark/>
+          </w:tcPr>
+          <w:p>
+            <w:pPr>
+              <w:jc w:val="center"/>
+              <w:rPr>
+                <w:rFonts w:ascii="Times New Roman" w:eastAsia="Times New Roman" w:hAnsi="Times New Roman" w:cs="Times New Roman"/>
+                <w:b/>
+                <w:bCs/>
+                <w:sz w:val="24"/>
+                <w:szCs w:val="24"/>
+                <w:lang w:eastAsia="es-EC"/>
+              </w:rPr>
+            </w:pPr>
+            <w:r>
+              <w:rPr>
+                <w:rFonts w:ascii="Times New Roman" w:eastAsia="Times New Roman" w:hAnsi="Times New Roman" w:cs="Times New Roman"/>
+                <w:b/>
+                <w:bCs/>
+                <w:sz w:val="24"/>
+                <w:szCs w:val="24"/>
+                <w:lang w:eastAsia="es-EC"/>
+              </w:rPr>
+              <w:t>¿Qué significa?</w:t>
+            </w:r>
+          </w:p>
+        </w:tc>
+        <w:tc>
+          <w:tcPr>
+            <w:tcW w:w="0" w:type="auto"/>
+            <w:hideMark/>
+          </w:tcPr>
+          <w:p>
+            <w:pPr>
+              <w:jc w:val="center"/>
+              <w:rPr>
+                <w:rFonts w:ascii="Times New Roman" w:eastAsia="Times New Roman" w:hAnsi="Times New Roman" w:cs="Times New Roman"/>
+                <w:b/>
+                <w:bCs/>
+                <w:sz w:val="24"/>
+                <w:szCs w:val="24"/>
+                <w:lang w:eastAsia="es-EC"/>
+              </w:rPr>
+            </w:pPr>
+            <w:r>
+              <w:rPr>
+                <w:rFonts w:ascii="Times New Roman" w:eastAsia="Times New Roman" w:hAnsi="Times New Roman" w:cs="Times New Roman"/>
+                <w:b/>
+                <w:bCs/>
+                <w:sz w:val="24"/>
+                <w:szCs w:val="24"/>
+                <w:lang w:eastAsia="es-EC"/>
+              </w:rPr>
+              <w:t>Idea principal</w:t>
+            </w:r>
+          </w:p>
+        </w:tc>
+        <w:tc>
+          <w:tcPr>
+            <w:tcW w:w="0" w:type="auto"/>
+            <w:hideMark/>
+          </w:tcPr>
+          <w:p>
+            <w:pPr>
+              <w:jc w:val="center"/>
+              <w:rPr>
+                <w:rFonts w:ascii="Times New Roman" w:eastAsia="Times New Roman" w:hAnsi="Times New Roman" w:cs="Times New Roman"/>
+                <w:b/>
+                <w:bCs/>
+                <w:sz w:val="24"/>
+                <w:szCs w:val="24"/>
+                <w:lang w:eastAsia="es-EC"/>
+              </w:rPr>
+            </w:pPr>
+            <w:r>
+              <w:rPr>
+                <w:rFonts w:ascii="Times New Roman" w:eastAsia="Times New Roman" w:hAnsi="Times New Roman" w:cs="Times New Roman"/>
+                <w:b/>
+                <w:bCs/>
+                <w:sz w:val="24"/>
+                <w:szCs w:val="24"/>
+                <w:lang w:eastAsia="es-EC"/>
+              </w:rPr>
+              <w:t>Ejemplo</w:t>
+            </w:r>
+          </w:p>
+        </w:tc>
+        <w:tc>
+          <w:tcPr>
+            <w:tcW w:w="0" w:type="auto"/>
+            <w:hideMark/>
+          </w:tcPr>
+          <w:p>
+            <w:pPr>
+              <w:jc w:val="center"/>
+              <w:rPr>
+                <w:rFonts w:ascii="Times New Roman" w:eastAsia="Times New Roman" w:hAnsi="Times New Roman" w:cs="Times New Roman"/>
+                <w:b/>
+                <w:bCs/>
+                <w:sz w:val="24"/>
+                <w:szCs w:val="24"/>
+                <w:lang w:eastAsia="es-EC"/>
+              </w:rPr>
+            </w:pPr>
+            <w:r>
+              <w:rPr>
+                <w:rFonts w:ascii="Times New Roman" w:eastAsia="Times New Roman" w:hAnsi="Times New Roman" w:cs="Times New Roman"/>
+                <w:b/>
+                <w:bCs/>
+                <w:sz w:val="24"/>
+                <w:szCs w:val="24"/>
+                <w:lang w:eastAsia="es-EC"/>
+              </w:rPr>
+              <w:t>Traducción</w:t>
+            </w:r>
+          </w:p>
+        </w:tc>
+      </w:tr>
+      <w:tr>
+        <w:tc>
+          <w:tcPr>
+            <w:tcW w:w="0" w:type="auto"/>
+            <w:hideMark/>
+          </w:tcPr>
+          <w:p>
+            <w:pPr>
+              <w:rPr>
+                <w:rFonts w:ascii="Times New Roman" w:eastAsia="Times New Roman" w:hAnsi="Times New Roman" w:cs="Times New Roman"/>
+                <w:sz w:val="24"/>
+                <w:szCs w:val="24"/>
+                <w:lang w:eastAsia="es-EC"/>
+              </w:rPr>
+            </w:pPr>
+            <w:r>
+              <w:rPr>
+                <w:rFonts w:ascii="Times New Roman" w:eastAsia="Times New Roman" w:hAnsi="Times New Roman" w:cs="Times New Roman"/>
+                <w:sz w:val="24"/>
+                <w:szCs w:val="24"/>
+                <w:lang w:eastAsia="es-EC"/>
+              </w:rPr>
+              <w:t>HEAR</w:t>
+            </w:r>
+          </w:p>
+        </w:tc>
+        <w:tc>
+          <w:tcPr>
+            <w:tcW w:w="0" w:type="auto"/>
+            <w:hideMark/>
+          </w:tcPr>
+          <w:p>
+            <w:pPr>
+              <w:rPr>
+                <w:rFonts w:ascii="Times New Roman" w:eastAsia="Times New Roman" w:hAnsi="Times New Roman" w:cs="Times New Roman"/>
+                <w:sz w:val="24"/>
+                <w:szCs w:val="24"/>
+                <w:lang w:eastAsia="es-EC"/>
+              </w:rPr>
+            </w:pPr>
+            <w:r>
+              <w:rPr>
+                <w:rFonts w:ascii="Times New Roman" w:eastAsia="Times New Roman" w:hAnsi="Times New Roman" w:cs="Times New Roman"/>
+                <w:sz w:val="24"/>
+                <w:szCs w:val="24"/>
+                <w:lang w:eastAsia="es-EC"/>
+              </w:rPr>
+              <w:t>oír</w:t>
+            </w:r>
+          </w:p>
+        </w:tc>
+        <w:tc>
+          <w:tcPr>
+            <w:tcW w:w="0" w:type="auto"/>
+            <w:hideMark/>
+          </w:tcPr>
+          <w:p>
+            <w:pPr>
+              <w:rPr>
+                <w:rFonts w:ascii="Times New Roman" w:eastAsia="Times New Roman" w:hAnsi="Times New Roman" w:cs="Times New Roman"/>
+                <w:sz w:val="24"/>
+                <w:szCs w:val="24"/>
+                <w:lang w:eastAsia="es-EC"/>
+              </w:rPr>
+            </w:pPr>
+            <w:r>
+              <w:rPr>
+                <w:rFonts w:ascii="Times New Roman" w:eastAsia="Times New Roman" w:hAnsi="Times New Roman" w:cs="Times New Roman"/>
+                <w:sz w:val="24"/>
+                <w:szCs w:val="24"/>
+                <w:lang w:eastAsia="es-EC"/>
+              </w:rPr>
+              <w:t>El sonido llega solo</w:t>
+            </w:r>
+          </w:p>
+        </w:tc>
+        <w:tc>
+          <w:tcPr>
+            <w:tcW w:w="0" w:type="auto"/>
+            <w:hideMark/>
+          </w:tcPr>
+          <w:p>
+            <w:pPr>
+              <w:rPr>
+                <w:rFonts w:ascii="Times New Roman" w:eastAsia="Times New Roman" w:hAnsi="Times New Roman" w:cs="Times New Roman"/>
+                <w:sz w:val="24"/>
+                <w:szCs w:val="24"/>
+                <w:lang w:eastAsia="es-EC"/>
+              </w:rPr>
+            </w:pPr>
+            <w:r>
+              <w:rPr>
+                <w:rFonts w:ascii="Times New Roman" w:eastAsia="Times New Roman" w:hAnsi="Times New Roman" w:cs="Times New Roman"/>
+                <w:sz w:val="24"/>
+                <w:szCs w:val="24"/>
+                <w:lang w:eastAsia="es-EC"/>
+              </w:rPr>
+              <w:t xml:space="preserve">I </w:t>
+            </w:r>
+            <w:proofErr w:type="spellStart"/>
+            <w:r>
+              <w:rPr>
+                <w:rFonts w:ascii="Times New Roman" w:eastAsia="Times New Roman" w:hAnsi="Times New Roman" w:cs="Times New Roman"/>
+                <w:sz w:val="24"/>
+                <w:szCs w:val="24"/>
+                <w:lang w:eastAsia="es-EC"/>
+              </w:rPr>
+              <w:t>hear</w:t>
+            </w:r>
+            <w:proofErr w:type="spellEnd"/>
+            <w:r>
+              <w:rPr>
+                <w:rFonts w:ascii="Times New Roman" w:eastAsia="Times New Roman" w:hAnsi="Times New Roman" w:cs="Times New Roman"/>
+                <w:sz w:val="24"/>
+                <w:szCs w:val="24"/>
+                <w:lang w:eastAsia="es-EC"/>
+              </w:rPr>
+              <w:t xml:space="preserve"> </w:t>
+            </w:r>
+            <w:proofErr w:type="spellStart"/>
+            <w:r>
+              <w:rPr>
+                <w:rFonts w:ascii="Times New Roman" w:eastAsia="Times New Roman" w:hAnsi="Times New Roman" w:cs="Times New Roman"/>
+                <w:sz w:val="24"/>
+                <w:szCs w:val="24"/>
+                <w:lang w:eastAsia="es-EC"/>
+              </w:rPr>
+              <w:t>music</w:t>
+            </w:r>
+            <w:proofErr w:type="spellEnd"/>
+            <w:r>
+              <w:rPr>
+                <w:rFonts w:ascii="Times New Roman" w:eastAsia="Times New Roman" w:hAnsi="Times New Roman" w:cs="Times New Roman"/>
+                <w:sz w:val="24"/>
+                <w:szCs w:val="24"/>
+                <w:lang w:eastAsia="es-EC"/>
+              </w:rPr>
+              <w:t>.</w:t>
+            </w:r>
+          </w:p>
+        </w:tc>
+        <w:tc>
+          <w:tcPr>
+            <w:tcW w:w="0" w:type="auto"/>
+            <w:hideMark/>
+          </w:tcPr>
+          <w:p>
+            <w:pPr>
+              <w:rPr>
+                <w:rFonts w:ascii="Times New Roman" w:eastAsia="Times New Roman" w:hAnsi="Times New Roman" w:cs="Times New Roman"/>
+                <w:sz w:val="24"/>
+                <w:szCs w:val="24"/>
+                <w:lang w:eastAsia="es-EC"/>
+              </w:rPr>
+            </w:pPr>
+            <w:r>
+              <w:rPr>
+                <w:rFonts w:ascii="Times New Roman" w:eastAsia="Times New Roman" w:hAnsi="Times New Roman" w:cs="Times New Roman"/>
+                <w:sz w:val="24"/>
+                <w:szCs w:val="24"/>
+                <w:lang w:eastAsia="es-EC"/>
+              </w:rPr>
+              <w:t>Oigo música.</w:t>
+            </w:r>
+          </w:p>
+        </w:tc>
+      </w:tr>
+      <w:tr>
+        <w:tc>
+          <w:tcPr>
+            <w:tcW w:w="0" w:type="auto"/>
+            <w:hideMark/>
+          </w:tcPr>
+          <w:p>
+            <w:pPr>
+              <w:rPr>
+                <w:rFonts w:ascii="Times New Roman" w:eastAsia="Times New Roman" w:hAnsi="Times New Roman" w:cs="Times New Roman"/>
+                <w:sz w:val="24"/>
+                <w:szCs w:val="24"/>
+                <w:lang w:eastAsia="es-EC"/>
+              </w:rPr>
+            </w:pPr>
+            <w:r>
+              <w:rPr>
+                <w:rFonts w:ascii="Times New Roman" w:eastAsia="Times New Roman" w:hAnsi="Times New Roman" w:cs="Times New Roman"/>
+                <w:sz w:val="24"/>
+                <w:szCs w:val="24"/>
+                <w:lang w:eastAsia="es-EC"/>
+              </w:rPr>
+              <w:t>HEAR</w:t>
+            </w:r>
+          </w:p>
+        </w:tc>
+        <w:tc>
+          <w:tcPr>
+            <w:tcW w:w="0" w:type="auto"/>
+            <w:hideMark/>
+          </w:tcPr>
+          <w:p>
+            <w:pPr>
+              <w:rPr>
+                <w:rFonts w:ascii="Times New Roman" w:eastAsia="Times New Roman" w:hAnsi="Times New Roman" w:cs="Times New Roman"/>
+                <w:sz w:val="24"/>
+                <w:szCs w:val="24"/>
+                <w:lang w:eastAsia="es-EC"/>
+              </w:rPr>
+            </w:pPr>
+            <w:r>
+              <w:rPr>
+                <w:rFonts w:ascii="Times New Roman" w:eastAsia="Times New Roman" w:hAnsi="Times New Roman" w:cs="Times New Roman"/>
+                <w:sz w:val="24"/>
+                <w:szCs w:val="24"/>
+                <w:lang w:eastAsia="es-EC"/>
+              </w:rPr>
+              <w:t>escuchar</w:t>
+            </w:r>
+          </w:p>
+        </w:tc>
+        <w:tc>
+          <w:tcPr>
+            <w:tcW w:w="0" w:type="auto"/>
+            <w:hideMark/>
+          </w:tcPr>
+          <w:p>
+            <w:pPr>
+              <w:rPr>
+                <w:rFonts w:ascii="Times New Roman" w:eastAsia="Times New Roman" w:hAnsi="Times New Roman" w:cs="Times New Roman"/>
+                <w:sz w:val="24"/>
+                <w:szCs w:val="24"/>
+                <w:lang w:eastAsia="es-EC"/>
+              </w:rPr>
+            </w:pPr>
+            <w:r>
+              <w:rPr>
+                <w:rFonts w:ascii="Times New Roman" w:eastAsia="Times New Roman" w:hAnsi="Times New Roman" w:cs="Times New Roman"/>
+                <w:sz w:val="24"/>
+                <w:szCs w:val="24"/>
+                <w:lang w:eastAsia="es-EC"/>
+              </w:rPr>
+              <w:t>Percibir un sonido</w:t>
+            </w:r>
+          </w:p>
+        </w:tc>
+        <w:tc>
+          <w:tcPr>
+            <w:tcW w:w="0" w:type="auto"/>
+            <w:hideMark/>
+          </w:tcPr>
+          <w:p>
+            <w:pPr>
+              <w:rPr>
+                <w:rFonts w:ascii="Times New Roman" w:eastAsia="Times New Roman" w:hAnsi="Times New Roman" w:cs="Times New Roman"/>
+                <w:sz w:val="24"/>
+                <w:szCs w:val="24"/>
+                <w:lang w:eastAsia="es-EC"/>
+              </w:rPr>
+            </w:pPr>
+            <w:r>
+              <w:rPr>
+                <w:rFonts w:ascii="Times New Roman" w:eastAsia="Times New Roman" w:hAnsi="Times New Roman" w:cs="Times New Roman"/>
+                <w:sz w:val="24"/>
+                <w:szCs w:val="24"/>
+                <w:lang w:eastAsia="es-EC"/>
+              </w:rPr>
+              <w:t xml:space="preserve">I </w:t>
+            </w:r>
+            <w:proofErr w:type="spellStart"/>
+            <w:r>
+              <w:rPr>
+                <w:rFonts w:ascii="Times New Roman" w:eastAsia="Times New Roman" w:hAnsi="Times New Roman" w:cs="Times New Roman"/>
+                <w:sz w:val="24"/>
+                <w:szCs w:val="24"/>
+                <w:lang w:eastAsia="es-EC"/>
+              </w:rPr>
+              <w:t>hear</w:t>
+            </w:r>
+            <w:proofErr w:type="spellEnd"/>
+            <w:r>
+              <w:rPr>
+                <w:rFonts w:ascii="Times New Roman" w:eastAsia="Times New Roman" w:hAnsi="Times New Roman" w:cs="Times New Roman"/>
+                <w:sz w:val="24"/>
+                <w:szCs w:val="24"/>
+                <w:lang w:eastAsia="es-EC"/>
+              </w:rPr>
+              <w:t xml:space="preserve"> a </w:t>
+            </w:r>
+            <w:proofErr w:type="spellStart"/>
+            <w:r>
+              <w:rPr>
+                <w:rFonts w:ascii="Times New Roman" w:eastAsia="Times New Roman" w:hAnsi="Times New Roman" w:cs="Times New Roman"/>
+                <w:sz w:val="24"/>
+                <w:szCs w:val="24"/>
+                <w:lang w:eastAsia="es-EC"/>
+              </w:rPr>
+              <w:t>noise</w:t>
+            </w:r>
+            <w:proofErr w:type="spellEnd"/>
+            <w:r>
+              <w:rPr>
+                <w:rFonts w:ascii="Times New Roman" w:eastAsia="Times New Roman" w:hAnsi="Times New Roman" w:cs="Times New Roman"/>
+                <w:sz w:val="24"/>
+                <w:szCs w:val="24"/>
+                <w:lang w:eastAsia="es-EC"/>
+              </w:rPr>
+              <w:t>.</w:t>
+            </w:r>
+          </w:p>
+        </w:tc>
+        <w:tc>
+          <w:tcPr>
+            <w:tcW w:w="0" w:type="auto"/>
+            <w:hideMark/>
+          </w:tcPr>
+          <w:p>
+            <w:pPr>
+              <w:rPr>
+                <w:rFonts w:ascii="Times New Roman" w:eastAsia="Times New Roman" w:hAnsi="Times New Roman" w:cs="Times New Roman"/>
+                <w:sz w:val="24"/>
+                <w:szCs w:val="24"/>
+                <w:lang w:eastAsia="es-EC"/>
+              </w:rPr>
+            </w:pPr>
+            <w:r>
+              <w:rPr>
+                <w:rFonts w:ascii="Times New Roman" w:eastAsia="Times New Roman" w:hAnsi="Times New Roman" w:cs="Times New Roman"/>
+                <w:sz w:val="24"/>
+                <w:szCs w:val="24"/>
+                <w:lang w:eastAsia="es-EC"/>
+              </w:rPr>
+              <w:t>Escucho un ruido.</w:t>
+            </w:r>
+          </w:p>
+        </w:tc>
+      </w:tr>
+      <w:tr>
+        <w:tc>
+          <w:tcPr>
+            <w:tcW w:w="0" w:type="auto"/>
+            <w:hideMark/>
+          </w:tcPr>
+          <w:p>
+            <w:pPr>
+              <w:rPr>
+                <w:rFonts w:ascii="Times New Roman" w:eastAsia="Times New Roman" w:hAnsi="Times New Roman" w:cs="Times New Roman"/>
+                <w:sz w:val="24"/>
+                <w:szCs w:val="24"/>
+                <w:lang w:eastAsia="es-EC"/>
+              </w:rPr>
+            </w:pPr>
+            <w:r>
+              <w:rPr>
+                <w:rFonts w:ascii="Times New Roman" w:eastAsia="Times New Roman" w:hAnsi="Times New Roman" w:cs="Times New Roman"/>
+                <w:sz w:val="24"/>
+                <w:szCs w:val="24"/>
+                <w:lang w:eastAsia="es-EC"/>
+              </w:rPr>
+              <w:t>LISTEN (to)</w:t>
+            </w:r>
+          </w:p>
+        </w:tc>
+        <w:tc>
+          <w:tcPr>
+            <w:tcW w:w="0" w:type="auto"/>
+            <w:hideMark/>
+          </w:tcPr>
+          <w:p>
+            <w:pPr>
+              <w:rPr>
+                <w:rFonts w:ascii="Times New Roman" w:eastAsia="Times New Roman" w:hAnsi="Times New Roman" w:cs="Times New Roman"/>
+                <w:sz w:val="24"/>
+                <w:szCs w:val="24"/>
+                <w:lang w:eastAsia="es-EC"/>
+              </w:rPr>
+            </w:pPr>
+            <w:r>
+              <w:rPr>
+                <w:rFonts w:ascii="Times New Roman" w:eastAsia="Times New Roman" w:hAnsi="Times New Roman" w:cs="Times New Roman"/>
+                <w:sz w:val="24"/>
+                <w:szCs w:val="24"/>
+                <w:lang w:eastAsia="es-EC"/>
+              </w:rPr>
+              <w:t>escuchar</w:t>
+            </w:r>
+          </w:p>
+        </w:tc>
+        <w:tc>
+          <w:tcPr>
+            <w:tcW w:w="0" w:type="auto"/>
+            <w:hideMark/>
+          </w:tcPr>
+          <w:p>
+            <w:pPr>
+              <w:rPr>
+                <w:rFonts w:ascii="Times New Roman" w:eastAsia="Times New Roman" w:hAnsi="Times New Roman" w:cs="Times New Roman"/>
+                <w:sz w:val="24"/>
+                <w:szCs w:val="24"/>
+                <w:lang w:eastAsia="es-EC"/>
+              </w:rPr>
+            </w:pPr>
+            <w:r>
+              <w:rPr>
+                <w:rFonts w:ascii="Times New Roman" w:eastAsia="Times New Roman" w:hAnsi="Times New Roman" w:cs="Times New Roman"/>
+                <w:sz w:val="24"/>
+                <w:szCs w:val="24"/>
+                <w:lang w:eastAsia="es-EC"/>
+              </w:rPr>
+              <w:t>Prestar atención</w:t>
+            </w:r>
+          </w:p>
+          <w:p>
+            <w:pPr>
+              <w:rPr>
+                <w:rFonts w:ascii="Times New Roman" w:eastAsia="Times New Roman" w:hAnsi="Times New Roman" w:cs="Times New Roman"/>
+                <w:sz w:val="24"/>
+                <w:szCs w:val="24"/>
+                <w:lang w:eastAsia="es-EC"/>
+              </w:rPr>
+            </w:pPr>
+          </w:p>
+        </w:tc>
+        <w:tc>
+          <w:tcPr>
+            <w:tcW w:w="0" w:type="auto"/>
+            <w:hideMark/>
+          </w:tcPr>
+          <w:p>
+            <w:pPr>
+              <w:rPr>
+                <w:rFonts w:ascii="Times New Roman" w:eastAsia="Times New Roman" w:hAnsi="Times New Roman" w:cs="Times New Roman"/>
+                <w:sz w:val="24"/>
+                <w:szCs w:val="24"/>
+                <w:lang w:eastAsia="es-EC"/>
+              </w:rPr>
+            </w:pPr>
+            <w:r>
+              <w:rPr>
+                <w:rFonts w:ascii="Times New Roman" w:eastAsia="Times New Roman" w:hAnsi="Times New Roman" w:cs="Times New Roman"/>
+                <w:sz w:val="24"/>
+                <w:szCs w:val="24"/>
+                <w:lang w:eastAsia="es-EC"/>
+              </w:rPr>
+              <w:t xml:space="preserve">I listen to </w:t>
+            </w:r>
+            <w:proofErr w:type="spellStart"/>
+            <w:r>
+              <w:rPr>
+                <w:rFonts w:ascii="Times New Roman" w:eastAsia="Times New Roman" w:hAnsi="Times New Roman" w:cs="Times New Roman"/>
+                <w:sz w:val="24"/>
+                <w:szCs w:val="24"/>
+                <w:lang w:eastAsia="es-EC"/>
+              </w:rPr>
+              <w:t>music</w:t>
+            </w:r>
+            <w:proofErr w:type="spellEnd"/>
+            <w:r>
+              <w:rPr>
+                <w:rFonts w:ascii="Times New Roman" w:eastAsia="Times New Roman" w:hAnsi="Times New Roman" w:cs="Times New Roman"/>
+                <w:sz w:val="24"/>
+                <w:szCs w:val="24"/>
+                <w:lang w:eastAsia="es-EC"/>
+              </w:rPr>
+              <w:t>.</w:t>
+            </w:r>
+          </w:p>
+        </w:tc>
+        <w:tc>
+          <w:tcPr>
+            <w:tcW w:w="0" w:type="auto"/>
+            <w:hideMark/>
+          </w:tcPr>
+          <w:p>
+            <w:pPr>
+              <w:rPr>
+                <w:rFonts w:ascii="Times New Roman" w:eastAsia="Times New Roman" w:hAnsi="Times New Roman" w:cs="Times New Roman"/>
+                <w:sz w:val="24"/>
+                <w:szCs w:val="24"/>
+                <w:lang w:eastAsia="es-EC"/>
+              </w:rPr>
+            </w:pPr>
+            <w:r>
+              <w:rPr>
+                <w:rFonts w:ascii="Times New Roman" w:eastAsia="Times New Roman" w:hAnsi="Times New Roman" w:cs="Times New Roman"/>
+                <w:sz w:val="24"/>
+                <w:szCs w:val="24"/>
+                <w:lang w:eastAsia="es-EC"/>
+              </w:rPr>
+              <w:t>Escucho música (con atención).</w:t>
+            </w:r>
+          </w:p>
+        </w:tc>
+      </w:tr>
+    </w:tbl>
     <w:p>
       <w:pPr>
-        <w:pStyle w:val="Prrafodelista"/>
         <w:spacing w:before="100" w:beforeAutospacing="1" w:after="100" w:afterAutospacing="1" w:line="240" w:lineRule="auto"/>
         <w:rPr>
           <w:rFonts w:ascii="Times New Roman" w:eastAsia="Times New Roman" w:hAnsi="Times New Roman" w:cs="Times New Roman"/>
           <w:b/>
           <w:bCs/>
+          <w:color w:val="FFFFFF" w:themeColor="background1"/>
           <w:lang w:eastAsia="es-EC"/>
         </w:rPr>
       </w:pPr>
+      <w:r>
+        <w:rPr>
+          <w:rFonts w:ascii="Times New Roman" w:eastAsia="Times New Roman" w:hAnsi="Times New Roman" w:cs="Times New Roman"/>
+          <w:b/>
+          <w:bCs/>
+          <w:color w:val="FFFFFF" w:themeColor="background1"/>
+          <w:highlight w:val="blue"/>
+          <w:lang w:eastAsia="es-EC"/>
+        </w:rPr>
+        <w:t>PRONOMBRE PERSONAL SUJETO  Y PRONOMBRE PERSONAL OBJETO</w:t>
+      </w:r>
     </w:p>
     <w:tbl>
       <w:tblPr>
@@ -26606,15 +28191,12 @@
     </w:tbl>
     <w:p>
       <w:pPr>
-        <w:pStyle w:val="Prrafodelista"/>
-        <w:numPr>
-          <w:ilvl w:val="0"/>
-          <w:numId w:val="28"/>
-        </w:numPr>
         <w:spacing w:before="100" w:beforeAutospacing="1" w:after="100" w:afterAutospacing="1" w:line="240" w:lineRule="auto"/>
         <w:rPr>
           <w:rFonts w:ascii="Times New Roman" w:eastAsia="Times New Roman" w:hAnsi="Times New Roman" w:cs="Times New Roman"/>
           <w:b/>
+          <w:color w:val="FFFFFF" w:themeColor="background1"/>
+          <w:highlight w:val="blue"/>
           <w:lang w:eastAsia="es-EC"/>
         </w:rPr>
       </w:pPr>
@@ -26622,29 +28204,606 @@
         <w:rPr>
           <w:rFonts w:ascii="Times New Roman" w:eastAsia="Times New Roman" w:hAnsi="Times New Roman" w:cs="Times New Roman"/>
           <w:b/>
+          <w:color w:val="FFFFFF" w:themeColor="background1"/>
+          <w:highlight w:val="blue"/>
           <w:lang w:eastAsia="es-EC"/>
         </w:rPr>
-        <w:t xml:space="preserve">Elige el pronombre correcto (sujeto </w:t>
+        <w:t>DIFERENCIA ENTRE COME Y ARRIVE</w:t>
       </w:r>
-      <w:proofErr w:type="spellStart"/>
-      <w:proofErr w:type="gramStart"/>
-      <w:r>
+    </w:p>
+    <w:tbl>
+      <w:tblPr>
+        <w:tblStyle w:val="Tablaconcuadrcula"/>
+        <w:tblW w:w="0" w:type="auto"/>
+        <w:tblLook w:val="04A0" w:firstRow="1" w:lastRow="0" w:firstColumn="1" w:lastColumn="0" w:noHBand="0" w:noVBand="1"/>
+      </w:tblPr>
+      <w:tblGrid>
+        <w:gridCol w:w="1110"/>
+        <w:gridCol w:w="1683"/>
+        <w:gridCol w:w="2724"/>
+        <w:gridCol w:w="1405"/>
+        <w:gridCol w:w="1572"/>
+      </w:tblGrid>
+      <w:tr>
+        <w:tc>
+          <w:tcPr>
+            <w:tcW w:w="0" w:type="auto"/>
+            <w:hideMark/>
+          </w:tcPr>
+          <w:p>
+            <w:pPr>
+              <w:jc w:val="center"/>
+              <w:rPr>
+                <w:rFonts w:ascii="Times New Roman" w:eastAsia="Times New Roman" w:hAnsi="Times New Roman" w:cs="Times New Roman"/>
+                <w:b/>
+                <w:bCs/>
+                <w:sz w:val="24"/>
+                <w:szCs w:val="24"/>
+                <w:lang w:eastAsia="es-EC"/>
+              </w:rPr>
+            </w:pPr>
+            <w:r>
+              <w:rPr>
+                <w:rFonts w:ascii="Times New Roman" w:eastAsia="Times New Roman" w:hAnsi="Times New Roman" w:cs="Times New Roman"/>
+                <w:b/>
+                <w:bCs/>
+                <w:sz w:val="24"/>
+                <w:szCs w:val="24"/>
+                <w:lang w:eastAsia="es-EC"/>
+              </w:rPr>
+              <w:t>Verbo</w:t>
+            </w:r>
+          </w:p>
+        </w:tc>
+        <w:tc>
+          <w:tcPr>
+            <w:tcW w:w="0" w:type="auto"/>
+            <w:hideMark/>
+          </w:tcPr>
+          <w:p>
+            <w:pPr>
+              <w:jc w:val="center"/>
+              <w:rPr>
+                <w:rFonts w:ascii="Times New Roman" w:eastAsia="Times New Roman" w:hAnsi="Times New Roman" w:cs="Times New Roman"/>
+                <w:b/>
+                <w:bCs/>
+                <w:sz w:val="24"/>
+                <w:szCs w:val="24"/>
+                <w:lang w:eastAsia="es-EC"/>
+              </w:rPr>
+            </w:pPr>
+            <w:r>
+              <w:rPr>
+                <w:rFonts w:ascii="Times New Roman" w:eastAsia="Times New Roman" w:hAnsi="Times New Roman" w:cs="Times New Roman"/>
+                <w:b/>
+                <w:bCs/>
+                <w:sz w:val="24"/>
+                <w:szCs w:val="24"/>
+                <w:lang w:eastAsia="es-EC"/>
+              </w:rPr>
+              <w:t>Significado principal</w:t>
+            </w:r>
+          </w:p>
+        </w:tc>
+        <w:tc>
+          <w:tcPr>
+            <w:tcW w:w="0" w:type="auto"/>
+            <w:hideMark/>
+          </w:tcPr>
+          <w:p>
+            <w:pPr>
+              <w:jc w:val="center"/>
+              <w:rPr>
+                <w:rFonts w:ascii="Times New Roman" w:eastAsia="Times New Roman" w:hAnsi="Times New Roman" w:cs="Times New Roman"/>
+                <w:b/>
+                <w:bCs/>
+                <w:sz w:val="24"/>
+                <w:szCs w:val="24"/>
+                <w:lang w:eastAsia="es-EC"/>
+              </w:rPr>
+            </w:pPr>
+            <w:r>
+              <w:rPr>
+                <w:rFonts w:ascii="Times New Roman" w:eastAsia="Times New Roman" w:hAnsi="Times New Roman" w:cs="Times New Roman"/>
+                <w:b/>
+                <w:bCs/>
+                <w:sz w:val="24"/>
+                <w:szCs w:val="24"/>
+                <w:lang w:eastAsia="es-EC"/>
+              </w:rPr>
+              <w:t>Idea</w:t>
+            </w:r>
+          </w:p>
+        </w:tc>
+        <w:tc>
+          <w:tcPr>
+            <w:tcW w:w="0" w:type="auto"/>
+          </w:tcPr>
+          <w:p>
+            <w:pPr>
+              <w:jc w:val="center"/>
+              <w:rPr>
+                <w:rFonts w:ascii="Times New Roman" w:eastAsia="Times New Roman" w:hAnsi="Times New Roman" w:cs="Times New Roman"/>
+                <w:b/>
+                <w:bCs/>
+                <w:sz w:val="24"/>
+                <w:szCs w:val="24"/>
+                <w:lang w:eastAsia="es-EC"/>
+              </w:rPr>
+            </w:pPr>
+            <w:r>
+              <w:rPr>
+                <w:rFonts w:ascii="Times New Roman" w:eastAsia="Times New Roman" w:hAnsi="Times New Roman" w:cs="Times New Roman"/>
+                <w:b/>
+                <w:bCs/>
+                <w:sz w:val="24"/>
+                <w:szCs w:val="24"/>
+                <w:lang w:eastAsia="es-EC"/>
+              </w:rPr>
+              <w:t>Ejemplo</w:t>
+            </w:r>
+          </w:p>
+        </w:tc>
+        <w:tc>
+          <w:tcPr>
+            <w:tcW w:w="0" w:type="auto"/>
+          </w:tcPr>
+          <w:p>
+            <w:pPr>
+              <w:jc w:val="center"/>
+              <w:rPr>
+                <w:rFonts w:ascii="Times New Roman" w:eastAsia="Times New Roman" w:hAnsi="Times New Roman" w:cs="Times New Roman"/>
+                <w:b/>
+                <w:bCs/>
+                <w:sz w:val="24"/>
+                <w:szCs w:val="24"/>
+                <w:lang w:eastAsia="es-EC"/>
+              </w:rPr>
+            </w:pPr>
+            <w:proofErr w:type="spellStart"/>
+            <w:r>
+              <w:rPr>
+                <w:rFonts w:ascii="Times New Roman" w:eastAsia="Times New Roman" w:hAnsi="Times New Roman" w:cs="Times New Roman"/>
+                <w:b/>
+                <w:bCs/>
+                <w:sz w:val="24"/>
+                <w:szCs w:val="24"/>
+                <w:lang w:eastAsia="es-EC"/>
+              </w:rPr>
+              <w:t>Traduccion</w:t>
+            </w:r>
+            <w:proofErr w:type="spellEnd"/>
+          </w:p>
+        </w:tc>
+      </w:tr>
+      <w:tr>
+        <w:tc>
+          <w:tcPr>
+            <w:tcW w:w="0" w:type="auto"/>
+            <w:hideMark/>
+          </w:tcPr>
+          <w:p>
+            <w:pPr>
+              <w:rPr>
+                <w:rFonts w:ascii="Times New Roman" w:eastAsia="Times New Roman" w:hAnsi="Times New Roman" w:cs="Times New Roman"/>
+                <w:sz w:val="24"/>
+                <w:szCs w:val="24"/>
+                <w:lang w:eastAsia="es-EC"/>
+              </w:rPr>
+            </w:pPr>
+            <w:r>
+              <w:rPr>
+                <w:rFonts w:ascii="Times New Roman" w:eastAsia="Times New Roman" w:hAnsi="Times New Roman" w:cs="Times New Roman"/>
+                <w:sz w:val="24"/>
+                <w:szCs w:val="24"/>
+                <w:lang w:eastAsia="es-EC"/>
+              </w:rPr>
+              <w:t>COME</w:t>
+            </w:r>
+          </w:p>
+        </w:tc>
+        <w:tc>
+          <w:tcPr>
+            <w:tcW w:w="0" w:type="auto"/>
+            <w:hideMark/>
+          </w:tcPr>
+          <w:p>
+            <w:pPr>
+              <w:rPr>
+                <w:rFonts w:ascii="Times New Roman" w:eastAsia="Times New Roman" w:hAnsi="Times New Roman" w:cs="Times New Roman"/>
+                <w:sz w:val="24"/>
+                <w:szCs w:val="24"/>
+                <w:lang w:eastAsia="es-EC"/>
+              </w:rPr>
+            </w:pPr>
+            <w:r>
+              <w:rPr>
+                <w:rFonts w:ascii="Times New Roman" w:eastAsia="Times New Roman" w:hAnsi="Times New Roman" w:cs="Times New Roman"/>
+                <w:sz w:val="24"/>
+                <w:szCs w:val="24"/>
+                <w:lang w:eastAsia="es-EC"/>
+              </w:rPr>
+              <w:t>venir</w:t>
+            </w:r>
+          </w:p>
+        </w:tc>
+        <w:tc>
+          <w:tcPr>
+            <w:tcW w:w="0" w:type="auto"/>
+            <w:hideMark/>
+          </w:tcPr>
+          <w:p>
+            <w:pPr>
+              <w:rPr>
+                <w:rFonts w:ascii="Times New Roman" w:eastAsia="Times New Roman" w:hAnsi="Times New Roman" w:cs="Times New Roman"/>
+                <w:sz w:val="24"/>
+                <w:szCs w:val="24"/>
+                <w:lang w:eastAsia="es-EC"/>
+              </w:rPr>
+            </w:pPr>
+            <w:r>
+              <w:t>U</w:t>
+            </w:r>
+            <w:r>
+              <w:t xml:space="preserve">sa </w:t>
+            </w:r>
+            <w:r>
+              <w:rPr>
+                <w:rStyle w:val="Textoennegrita"/>
+              </w:rPr>
+              <w:t>come</w:t>
+            </w:r>
+            <w:r>
+              <w:t xml:space="preserve"> cuando alguien se mueve </w:t>
+            </w:r>
+            <w:r>
+              <w:rPr>
+                <w:rStyle w:val="Textoennegrita"/>
+              </w:rPr>
+              <w:t>hacia donde está el hablante</w:t>
+            </w:r>
+            <w:r>
+              <w:t>.</w:t>
+            </w:r>
+          </w:p>
+        </w:tc>
+        <w:tc>
+          <w:tcPr>
+            <w:tcW w:w="0" w:type="auto"/>
+          </w:tcPr>
+          <w:p>
+            <w:pPr>
+              <w:rPr>
+                <w:lang w:val="en-US"/>
+              </w:rPr>
+            </w:pPr>
+            <w:r>
+              <w:rPr>
+                <w:lang w:val="en-US"/>
+              </w:rPr>
+              <w:t xml:space="preserve">They </w:t>
+            </w:r>
+            <w:r>
+              <w:rPr>
+                <w:rStyle w:val="Textoennegrita"/>
+                <w:lang w:val="en-US"/>
+              </w:rPr>
+              <w:t>come</w:t>
+            </w:r>
+            <w:r>
+              <w:rPr>
+                <w:lang w:val="en-US"/>
+              </w:rPr>
+              <w:t xml:space="preserve"> </w:t>
+            </w:r>
+            <w:r>
+              <w:rPr>
+                <w:lang w:val="en-US"/>
+              </w:rPr>
+              <w:t>home.</w:t>
+            </w:r>
+          </w:p>
+          <w:p>
+            <w:pPr>
+              <w:rPr>
+                <w:rFonts w:ascii="Times New Roman" w:eastAsia="Times New Roman" w:hAnsi="Times New Roman" w:cs="Times New Roman"/>
+                <w:sz w:val="24"/>
+                <w:szCs w:val="24"/>
+                <w:lang w:eastAsia="es-EC"/>
+              </w:rPr>
+            </w:pPr>
+            <w:r>
+              <w:rPr>
+                <w:lang w:val="en-US"/>
+              </w:rPr>
+              <w:br/>
+            </w:r>
+            <w:r>
+              <w:rPr>
+                <w:lang w:val="en-US"/>
+              </w:rPr>
+              <w:t xml:space="preserve">I hear them </w:t>
+            </w:r>
+            <w:r>
+              <w:rPr>
+                <w:rStyle w:val="Textoennegrita"/>
+                <w:lang w:val="en-US"/>
+              </w:rPr>
+              <w:t>come</w:t>
+            </w:r>
+            <w:r>
+              <w:rPr>
+                <w:lang w:val="en-US"/>
+              </w:rPr>
+              <w:t xml:space="preserve">. </w:t>
+            </w:r>
+          </w:p>
+        </w:tc>
+        <w:tc>
+          <w:tcPr>
+            <w:tcW w:w="0" w:type="auto"/>
+          </w:tcPr>
+          <w:p>
+            <w:r>
+              <w:t>Ellos vienen a casa.</w:t>
+            </w:r>
+          </w:p>
+          <w:p/>
+          <w:p>
+            <w:r>
+              <w:t>Los oigo venir.</w:t>
+            </w:r>
+          </w:p>
+        </w:tc>
+      </w:tr>
+      <w:tr>
+        <w:tc>
+          <w:tcPr>
+            <w:tcW w:w="0" w:type="auto"/>
+            <w:hideMark/>
+          </w:tcPr>
+          <w:p>
+            <w:pPr>
+              <w:rPr>
+                <w:rFonts w:ascii="Times New Roman" w:eastAsia="Times New Roman" w:hAnsi="Times New Roman" w:cs="Times New Roman"/>
+                <w:sz w:val="24"/>
+                <w:szCs w:val="24"/>
+                <w:lang w:eastAsia="es-EC"/>
+              </w:rPr>
+            </w:pPr>
+            <w:r>
+              <w:rPr>
+                <w:rFonts w:ascii="Times New Roman" w:eastAsia="Times New Roman" w:hAnsi="Times New Roman" w:cs="Times New Roman"/>
+                <w:sz w:val="24"/>
+                <w:szCs w:val="24"/>
+                <w:lang w:eastAsia="es-EC"/>
+              </w:rPr>
+              <w:t>ARRIVE</w:t>
+            </w:r>
+          </w:p>
+        </w:tc>
+        <w:tc>
+          <w:tcPr>
+            <w:tcW w:w="0" w:type="auto"/>
+            <w:hideMark/>
+          </w:tcPr>
+          <w:p>
+            <w:pPr>
+              <w:rPr>
+                <w:rFonts w:ascii="Times New Roman" w:eastAsia="Times New Roman" w:hAnsi="Times New Roman" w:cs="Times New Roman"/>
+                <w:sz w:val="24"/>
+                <w:szCs w:val="24"/>
+                <w:lang w:eastAsia="es-EC"/>
+              </w:rPr>
+            </w:pPr>
+            <w:r>
+              <w:rPr>
+                <w:rFonts w:ascii="Times New Roman" w:eastAsia="Times New Roman" w:hAnsi="Times New Roman" w:cs="Times New Roman"/>
+                <w:sz w:val="24"/>
+                <w:szCs w:val="24"/>
+                <w:lang w:eastAsia="es-EC"/>
+              </w:rPr>
+              <w:t>llegar</w:t>
+            </w:r>
+          </w:p>
+        </w:tc>
+        <w:tc>
+          <w:tcPr>
+            <w:tcW w:w="0" w:type="auto"/>
+            <w:hideMark/>
+          </w:tcPr>
+          <w:p>
+            <w:pPr>
+              <w:rPr>
+                <w:rFonts w:ascii="Times New Roman" w:eastAsia="Times New Roman" w:hAnsi="Times New Roman" w:cs="Times New Roman"/>
+                <w:sz w:val="24"/>
+                <w:szCs w:val="24"/>
+                <w:lang w:eastAsia="es-EC"/>
+              </w:rPr>
+            </w:pPr>
+            <w:r>
+              <w:t xml:space="preserve">Usa </w:t>
+            </w:r>
+            <w:proofErr w:type="spellStart"/>
+            <w:r>
+              <w:rPr>
+                <w:rStyle w:val="Textoennegrita"/>
+              </w:rPr>
+              <w:t>arrive</w:t>
+            </w:r>
+            <w:proofErr w:type="spellEnd"/>
+            <w:r>
+              <w:t xml:space="preserve"> cuando hablas del momento de llegar a un lugar.</w:t>
+            </w:r>
+          </w:p>
+        </w:tc>
+        <w:tc>
+          <w:tcPr>
+            <w:tcW w:w="0" w:type="auto"/>
+          </w:tcPr>
+          <w:p>
+            <w:r>
+              <w:rPr>
+                <w:lang w:val="en-US"/>
+              </w:rPr>
+              <w:t xml:space="preserve">They </w:t>
+            </w:r>
+            <w:r>
+              <w:rPr>
+                <w:rStyle w:val="Textoennegrita"/>
+                <w:lang w:val="en-US"/>
+              </w:rPr>
+              <w:t>arrive</w:t>
+            </w:r>
+            <w:r>
+              <w:rPr>
+                <w:lang w:val="en-US"/>
+              </w:rPr>
+              <w:t xml:space="preserve"> at home.</w:t>
+            </w:r>
+            <w:r>
+              <w:rPr>
+                <w:lang w:val="en-US"/>
+              </w:rPr>
+              <w:br/>
+            </w:r>
+          </w:p>
+          <w:p>
+            <w:pPr>
+              <w:rPr>
+                <w:rFonts w:ascii="Times New Roman" w:eastAsia="Times New Roman" w:hAnsi="Times New Roman" w:cs="Times New Roman"/>
+                <w:sz w:val="24"/>
+                <w:szCs w:val="24"/>
+                <w:lang w:eastAsia="es-EC"/>
+              </w:rPr>
+            </w:pPr>
+            <w:proofErr w:type="spellStart"/>
+            <w:r>
+              <w:t>She</w:t>
+            </w:r>
+            <w:proofErr w:type="spellEnd"/>
+            <w:r>
+              <w:t xml:space="preserve"> </w:t>
+            </w:r>
+            <w:proofErr w:type="spellStart"/>
+            <w:r>
+              <w:rPr>
+                <w:rStyle w:val="Textoennegrita"/>
+              </w:rPr>
+              <w:t>arrives</w:t>
+            </w:r>
+            <w:proofErr w:type="spellEnd"/>
+            <w:r>
+              <w:t xml:space="preserve"> late.</w:t>
+            </w:r>
+          </w:p>
+        </w:tc>
+        <w:tc>
+          <w:tcPr>
+            <w:tcW w:w="0" w:type="auto"/>
+          </w:tcPr>
+          <w:p>
+            <w:pPr>
+              <w:rPr>
+                <w:lang w:val="en-US"/>
+              </w:rPr>
+            </w:pPr>
+            <w:proofErr w:type="spellStart"/>
+            <w:r>
+              <w:rPr>
+                <w:lang w:val="en-US"/>
+              </w:rPr>
+              <w:t>Ellos</w:t>
+            </w:r>
+            <w:proofErr w:type="spellEnd"/>
+            <w:r>
+              <w:rPr>
+                <w:lang w:val="en-US"/>
+              </w:rPr>
+              <w:t xml:space="preserve"> </w:t>
+            </w:r>
+            <w:proofErr w:type="spellStart"/>
+            <w:r>
+              <w:rPr>
+                <w:lang w:val="en-US"/>
+              </w:rPr>
+              <w:t>llegan</w:t>
+            </w:r>
+            <w:proofErr w:type="spellEnd"/>
+            <w:r>
+              <w:rPr>
+                <w:lang w:val="en-US"/>
+              </w:rPr>
+              <w:t xml:space="preserve"> a casa.</w:t>
+            </w:r>
+          </w:p>
+          <w:p>
+            <w:pPr>
+              <w:rPr>
+                <w:lang w:val="en-US"/>
+              </w:rPr>
+            </w:pPr>
+          </w:p>
+          <w:p>
+            <w:pPr>
+              <w:rPr>
+                <w:rFonts w:ascii="Times New Roman" w:eastAsia="Times New Roman" w:hAnsi="Times New Roman" w:cs="Times New Roman"/>
+                <w:sz w:val="24"/>
+                <w:szCs w:val="24"/>
+                <w:lang w:eastAsia="es-EC"/>
+              </w:rPr>
+            </w:pPr>
+            <w:r>
+              <w:t>Ella llega tarde.</w:t>
+            </w:r>
+          </w:p>
+        </w:tc>
+      </w:tr>
+    </w:tbl>
+    <w:p>
+      <w:pPr>
+        <w:spacing w:before="100" w:beforeAutospacing="1" w:after="100" w:afterAutospacing="1" w:line="240" w:lineRule="auto"/>
         <w:rPr>
           <w:rFonts w:ascii="Times New Roman" w:eastAsia="Times New Roman" w:hAnsi="Times New Roman" w:cs="Times New Roman"/>
           <w:b/>
+          <w:color w:val="FFFFFF" w:themeColor="background1"/>
+          <w:highlight w:val="blue"/>
           <w:lang w:eastAsia="es-EC"/>
         </w:rPr>
-        <w:t>o</w:t>
-      </w:r>
-      <w:proofErr w:type="spellEnd"/>
-      <w:proofErr w:type="gramEnd"/>
-      <w:r>
+      </w:pPr>
+    </w:p>
+    <w:p>
+      <w:pPr>
+        <w:spacing w:before="100" w:beforeAutospacing="1" w:after="100" w:afterAutospacing="1" w:line="240" w:lineRule="auto"/>
         <w:rPr>
           <w:rFonts w:ascii="Times New Roman" w:eastAsia="Times New Roman" w:hAnsi="Times New Roman" w:cs="Times New Roman"/>
           <w:b/>
+          <w:color w:val="FFFFFF" w:themeColor="background1"/>
+          <w:highlight w:val="blue"/>
           <w:lang w:eastAsia="es-EC"/>
         </w:rPr>
-        <w:t xml:space="preserve"> objeto) para completar las oraciones.</w:t>
+      </w:pPr>
+    </w:p>
+    <w:p>
+      <w:pPr>
+        <w:spacing w:before="100" w:beforeAutospacing="1" w:after="100" w:afterAutospacing="1" w:line="240" w:lineRule="auto"/>
+        <w:rPr>
+          <w:rFonts w:ascii="Times New Roman" w:eastAsia="Times New Roman" w:hAnsi="Times New Roman" w:cs="Times New Roman"/>
+          <w:b/>
+          <w:color w:val="FFFFFF" w:themeColor="background1"/>
+          <w:lang w:eastAsia="es-EC"/>
+        </w:rPr>
+      </w:pPr>
+      <w:r>
+        <w:rPr>
+          <w:rFonts w:ascii="Times New Roman" w:eastAsia="Times New Roman" w:hAnsi="Times New Roman" w:cs="Times New Roman"/>
+          <w:b/>
+          <w:color w:val="FFFFFF" w:themeColor="background1"/>
+          <w:highlight w:val="blue"/>
+          <w:lang w:eastAsia="es-EC"/>
+        </w:rPr>
+        <w:lastRenderedPageBreak/>
+        <w:t>ELIGE EL PRONOMBRE CORRECTO (SUJETO O OBJETO) PARA COMPLETAR LAS ORACIONES.</w:t>
       </w:r>
     </w:p>
     <w:tbl>
@@ -26883,22 +29042,134 @@
     </w:p>
     <w:p>
       <w:pPr>
+        <w:spacing w:before="100" w:beforeAutospacing="1" w:after="100" w:afterAutospacing="1" w:line="240" w:lineRule="auto"/>
+        <w:rPr>
+          <w:rFonts w:ascii="Times New Roman" w:eastAsia="Times New Roman" w:hAnsi="Times New Roman" w:cs="Times New Roman"/>
+          <w:lang w:val="en-US" w:eastAsia="es-EC"/>
+        </w:rPr>
+      </w:pPr>
+    </w:p>
+    <w:p>
+      <w:pPr>
+        <w:spacing w:before="100" w:beforeAutospacing="1" w:after="100" w:afterAutospacing="1" w:line="240" w:lineRule="auto"/>
+        <w:rPr>
+          <w:rFonts w:ascii="Times New Roman" w:eastAsia="Times New Roman" w:hAnsi="Times New Roman" w:cs="Times New Roman"/>
+          <w:lang w:val="en-US" w:eastAsia="es-EC"/>
+        </w:rPr>
+      </w:pPr>
+    </w:p>
+    <w:p>
+      <w:pPr>
+        <w:spacing w:before="100" w:beforeAutospacing="1" w:after="100" w:afterAutospacing="1" w:line="240" w:lineRule="auto"/>
+        <w:rPr>
+          <w:rFonts w:ascii="Times New Roman" w:eastAsia="Times New Roman" w:hAnsi="Times New Roman" w:cs="Times New Roman"/>
+          <w:lang w:val="en-US" w:eastAsia="es-EC"/>
+        </w:rPr>
+      </w:pPr>
+    </w:p>
+    <w:p>
+      <w:pPr>
+        <w:spacing w:before="100" w:beforeAutospacing="1" w:after="100" w:afterAutospacing="1" w:line="240" w:lineRule="auto"/>
+        <w:rPr>
+          <w:rFonts w:ascii="Times New Roman" w:eastAsia="Times New Roman" w:hAnsi="Times New Roman" w:cs="Times New Roman"/>
+          <w:lang w:val="en-US" w:eastAsia="es-EC"/>
+        </w:rPr>
+      </w:pPr>
+    </w:p>
+    <w:p>
+      <w:pPr>
+        <w:spacing w:before="100" w:beforeAutospacing="1" w:after="100" w:afterAutospacing="1" w:line="240" w:lineRule="auto"/>
+        <w:rPr>
+          <w:rFonts w:ascii="Times New Roman" w:eastAsia="Times New Roman" w:hAnsi="Times New Roman" w:cs="Times New Roman"/>
+          <w:lang w:val="en-US" w:eastAsia="es-EC"/>
+        </w:rPr>
+      </w:pPr>
+    </w:p>
+    <w:p>
+      <w:pPr>
+        <w:spacing w:before="100" w:beforeAutospacing="1" w:after="100" w:afterAutospacing="1" w:line="240" w:lineRule="auto"/>
+        <w:rPr>
+          <w:rFonts w:ascii="Times New Roman" w:eastAsia="Times New Roman" w:hAnsi="Times New Roman" w:cs="Times New Roman"/>
+          <w:lang w:val="en-US" w:eastAsia="es-EC"/>
+        </w:rPr>
+      </w:pPr>
+    </w:p>
+    <w:p>
+      <w:pPr>
+        <w:spacing w:before="100" w:beforeAutospacing="1" w:after="100" w:afterAutospacing="1" w:line="240" w:lineRule="auto"/>
+        <w:rPr>
+          <w:rFonts w:ascii="Times New Roman" w:eastAsia="Times New Roman" w:hAnsi="Times New Roman" w:cs="Times New Roman"/>
+          <w:lang w:val="en-US" w:eastAsia="es-EC"/>
+        </w:rPr>
+      </w:pPr>
+    </w:p>
+    <w:p>
+      <w:pPr>
+        <w:spacing w:before="100" w:beforeAutospacing="1" w:after="100" w:afterAutospacing="1" w:line="240" w:lineRule="auto"/>
+        <w:rPr>
+          <w:rFonts w:ascii="Times New Roman" w:eastAsia="Times New Roman" w:hAnsi="Times New Roman" w:cs="Times New Roman"/>
+          <w:lang w:val="en-US" w:eastAsia="es-EC"/>
+        </w:rPr>
+      </w:pPr>
+    </w:p>
+    <w:p>
+      <w:pPr>
+        <w:spacing w:before="100" w:beforeAutospacing="1" w:after="100" w:afterAutospacing="1" w:line="240" w:lineRule="auto"/>
+        <w:rPr>
+          <w:rFonts w:ascii="Times New Roman" w:eastAsia="Times New Roman" w:hAnsi="Times New Roman" w:cs="Times New Roman"/>
+          <w:lang w:val="en-US" w:eastAsia="es-EC"/>
+        </w:rPr>
+      </w:pPr>
+    </w:p>
+    <w:p>
+      <w:pPr>
+        <w:spacing w:before="100" w:beforeAutospacing="1" w:after="100" w:afterAutospacing="1" w:line="240" w:lineRule="auto"/>
+        <w:rPr>
+          <w:rFonts w:ascii="Times New Roman" w:eastAsia="Times New Roman" w:hAnsi="Times New Roman" w:cs="Times New Roman"/>
+          <w:lang w:val="en-US" w:eastAsia="es-EC"/>
+        </w:rPr>
+      </w:pPr>
+    </w:p>
+    <w:p>
+      <w:pPr>
+        <w:spacing w:before="100" w:beforeAutospacing="1" w:after="100" w:afterAutospacing="1" w:line="240" w:lineRule="auto"/>
+        <w:rPr>
+          <w:rFonts w:ascii="Times New Roman" w:eastAsia="Times New Roman" w:hAnsi="Times New Roman" w:cs="Times New Roman"/>
+          <w:lang w:val="en-US" w:eastAsia="es-EC"/>
+        </w:rPr>
+      </w:pPr>
+    </w:p>
+    <w:p>
+      <w:pPr>
+        <w:spacing w:before="100" w:beforeAutospacing="1" w:after="100" w:afterAutospacing="1" w:line="240" w:lineRule="auto"/>
+        <w:rPr>
+          <w:rFonts w:ascii="Times New Roman" w:eastAsia="Times New Roman" w:hAnsi="Times New Roman" w:cs="Times New Roman"/>
+          <w:lang w:val="en-US" w:eastAsia="es-EC"/>
+        </w:rPr>
+      </w:pPr>
+    </w:p>
+    <w:p>
+      <w:pPr>
         <w:spacing w:after="0" w:line="240" w:lineRule="auto"/>
         <w:jc w:val="center"/>
         <w:rPr>
           <w:rFonts w:ascii="Times New Roman" w:eastAsia="Times New Roman" w:hAnsi="Times New Roman" w:cs="Times New Roman"/>
-          <w:highlight w:val="green"/>
+          <w:b/>
+          <w:color w:val="FFFFFF" w:themeColor="background1"/>
+          <w:highlight w:val="red"/>
           <w:lang w:val="en-US" w:eastAsia="es-EC"/>
         </w:rPr>
       </w:pPr>
       <w:r>
         <w:rPr>
           <w:rFonts w:ascii="Times New Roman" w:eastAsia="Times New Roman" w:hAnsi="Times New Roman" w:cs="Times New Roman"/>
-          <w:highlight w:val="green"/>
+          <w:b/>
+          <w:color w:val="FFFFFF" w:themeColor="background1"/>
+          <w:highlight w:val="red"/>
           <w:lang w:val="en-US" w:eastAsia="es-EC"/>
         </w:rPr>
         <w:lastRenderedPageBreak/>
-        <w:t>Take an angel, by the wings</w:t>
+        <w:t>TAKE AN ANGEL, BY THE WINGS</w:t>
       </w:r>
     </w:p>
     <w:p>
@@ -26907,17 +29178,21 @@
         <w:jc w:val="center"/>
         <w:rPr>
           <w:rFonts w:ascii="Times New Roman" w:eastAsia="Times New Roman" w:hAnsi="Times New Roman" w:cs="Times New Roman"/>
-          <w:highlight w:val="green"/>
+          <w:b/>
+          <w:color w:val="FFFFFF" w:themeColor="background1"/>
+          <w:highlight w:val="red"/>
           <w:lang w:val="en-US" w:eastAsia="es-EC"/>
         </w:rPr>
       </w:pPr>
       <w:r>
         <w:rPr>
           <w:rFonts w:ascii="Times New Roman" w:eastAsia="Times New Roman" w:hAnsi="Times New Roman" w:cs="Times New Roman"/>
-          <w:highlight w:val="green"/>
+          <w:b/>
+          <w:color w:val="FFFFFF" w:themeColor="background1"/>
+          <w:highlight w:val="red"/>
           <w:lang w:val="en-US" w:eastAsia="es-EC"/>
         </w:rPr>
-        <w:t>Beg her now for anything</w:t>
+        <w:t>BEG HER NOW FOR ANYTHING</w:t>
       </w:r>
     </w:p>
     <w:p>
@@ -26926,35 +29201,38 @@
         <w:jc w:val="center"/>
         <w:rPr>
           <w:rFonts w:ascii="Times New Roman" w:eastAsia="Times New Roman" w:hAnsi="Times New Roman" w:cs="Times New Roman"/>
+          <w:b/>
+          <w:color w:val="FFFFFF" w:themeColor="background1"/>
           <w:lang w:val="en-US" w:eastAsia="es-EC"/>
         </w:rPr>
       </w:pPr>
       <w:r>
         <w:rPr>
           <w:rFonts w:ascii="Times New Roman" w:eastAsia="Times New Roman" w:hAnsi="Times New Roman" w:cs="Times New Roman"/>
-          <w:highlight w:val="green"/>
+          <w:b/>
+          <w:color w:val="FFFFFF" w:themeColor="background1"/>
+          <w:highlight w:val="red"/>
           <w:lang w:val="en-US" w:eastAsia="es-EC"/>
         </w:rPr>
-        <w:t>Beg her now for one more day</w:t>
+        <w:t>BEG HER NOW FOR ONE MORE DAY</w:t>
       </w:r>
     </w:p>
     <w:p>
       <w:pPr>
-        <w:pStyle w:val="Prrafodelista"/>
-        <w:numPr>
-          <w:ilvl w:val="0"/>
-          <w:numId w:val="31"/>
-        </w:numPr>
         <w:spacing w:before="100" w:beforeAutospacing="1" w:after="100" w:afterAutospacing="1" w:line="240" w:lineRule="auto"/>
         <w:rPr>
           <w:rFonts w:ascii="Times New Roman" w:eastAsia="Times New Roman" w:hAnsi="Times New Roman" w:cs="Times New Roman"/>
-          <w:lang w:val="en-US" w:eastAsia="es-EC"/>
+          <w:b/>
+          <w:color w:val="FFFFFF" w:themeColor="background1"/>
+          <w:lang w:eastAsia="es-EC"/>
         </w:rPr>
       </w:pPr>
       <w:r>
         <w:rPr>
-          <w:rFonts w:ascii="Times New Roman" w:hAnsi="Times New Roman" w:cs="Times New Roman"/>
+          <w:b/>
           <w:noProof/>
+          <w:color w:val="FFFFFF" w:themeColor="background1"/>
+          <w:highlight w:val="blue"/>
           <w:lang w:eastAsia="es-EC"/>
         </w:rPr>
         <w:drawing>
@@ -27004,19 +29282,13 @@
       <w:r>
         <w:rPr>
           <w:rFonts w:ascii="Times New Roman" w:eastAsia="Times New Roman" w:hAnsi="Times New Roman" w:cs="Times New Roman"/>
-          <w:lang w:val="en-US" w:eastAsia="es-EC"/>
-        </w:rPr>
-        <w:t xml:space="preserve">Palabras </w:t>
+          <w:b/>
+          <w:color w:val="FFFFFF" w:themeColor="background1"/>
+          <w:highlight w:val="blue"/>
+          <w:lang w:eastAsia="es-EC"/>
+        </w:rPr>
+        <w:t>PALABRAS NUEVAS</w:t>
       </w:r>
-      <w:proofErr w:type="spellStart"/>
-      <w:r>
-        <w:rPr>
-          <w:rFonts w:ascii="Times New Roman" w:eastAsia="Times New Roman" w:hAnsi="Times New Roman" w:cs="Times New Roman"/>
-          <w:lang w:val="en-US" w:eastAsia="es-EC"/>
-        </w:rPr>
-        <w:t>Nuevas</w:t>
-      </w:r>
-      <w:proofErr w:type="spellEnd"/>
     </w:p>
     <w:p>
       <w:pPr>
@@ -27163,22 +29435,22 @@
     </w:p>
     <w:p>
       <w:pPr>
-        <w:pStyle w:val="Prrafodelista"/>
-        <w:numPr>
-          <w:ilvl w:val="0"/>
-          <w:numId w:val="31"/>
-        </w:numPr>
         <w:spacing w:before="100" w:beforeAutospacing="1" w:after="100" w:afterAutospacing="1" w:line="240" w:lineRule="auto"/>
         <w:rPr>
           <w:rFonts w:ascii="Times New Roman" w:eastAsia="Times New Roman" w:hAnsi="Times New Roman" w:cs="Times New Roman"/>
+          <w:b/>
+          <w:color w:val="FFFFFF" w:themeColor="background1"/>
           <w:lang w:eastAsia="es-EC"/>
         </w:rPr>
       </w:pPr>
       <w:r>
         <w:rPr>
           <w:rFonts w:ascii="Times New Roman" w:hAnsi="Times New Roman" w:cs="Times New Roman"/>
-        </w:rPr>
-        <w:t>Asociación Mental</w:t>
+          <w:b/>
+          <w:color w:val="FFFFFF" w:themeColor="background1"/>
+          <w:highlight w:val="blue"/>
+        </w:rPr>
+        <w:t>ASOCIACIÓN MENTAL</w:t>
       </w:r>
     </w:p>
     <w:p>
@@ -28376,18 +30648,22 @@
         <w:jc w:val="center"/>
         <w:rPr>
           <w:rFonts w:ascii="Times New Roman" w:eastAsia="Times New Roman" w:hAnsi="Times New Roman" w:cs="Times New Roman"/>
-          <w:highlight w:val="green"/>
+          <w:b/>
+          <w:color w:val="FFFFFF" w:themeColor="background1"/>
+          <w:highlight w:val="red"/>
           <w:lang w:val="en-US" w:eastAsia="es-EC"/>
         </w:rPr>
       </w:pPr>
       <w:r>
         <w:rPr>
           <w:rFonts w:ascii="Times New Roman" w:eastAsia="Times New Roman" w:hAnsi="Times New Roman" w:cs="Times New Roman"/>
-          <w:highlight w:val="green"/>
+          <w:b/>
+          <w:color w:val="FFFFFF" w:themeColor="background1"/>
+          <w:highlight w:val="red"/>
           <w:lang w:val="en-US" w:eastAsia="es-EC"/>
         </w:rPr>
         <w:lastRenderedPageBreak/>
-        <w:t>Take an angel, by the wings</w:t>
+        <w:t>TAKE AN ANGEL, BY THE WINGS</w:t>
       </w:r>
     </w:p>
     <w:p>
@@ -28396,17 +30672,21 @@
         <w:jc w:val="center"/>
         <w:rPr>
           <w:rFonts w:ascii="Times New Roman" w:eastAsia="Times New Roman" w:hAnsi="Times New Roman" w:cs="Times New Roman"/>
-          <w:highlight w:val="green"/>
+          <w:b/>
+          <w:color w:val="FFFFFF" w:themeColor="background1"/>
+          <w:highlight w:val="red"/>
           <w:lang w:val="en-US" w:eastAsia="es-EC"/>
         </w:rPr>
       </w:pPr>
       <w:r>
         <w:rPr>
           <w:rFonts w:ascii="Times New Roman" w:eastAsia="Times New Roman" w:hAnsi="Times New Roman" w:cs="Times New Roman"/>
-          <w:highlight w:val="green"/>
+          <w:b/>
+          <w:color w:val="FFFFFF" w:themeColor="background1"/>
+          <w:highlight w:val="red"/>
           <w:lang w:val="en-US" w:eastAsia="es-EC"/>
         </w:rPr>
-        <w:t>Time to tell her everything</w:t>
+        <w:t>TIME TO TELL HER EVERYTHING</w:t>
       </w:r>
     </w:p>
     <w:p>
@@ -28415,20 +30695,26 @@
         <w:jc w:val="center"/>
         <w:rPr>
           <w:rFonts w:ascii="Times New Roman" w:eastAsia="Times New Roman" w:hAnsi="Times New Roman" w:cs="Times New Roman"/>
+          <w:b/>
+          <w:color w:val="FFFFFF" w:themeColor="background1"/>
           <w:lang w:val="en-US" w:eastAsia="es-EC"/>
         </w:rPr>
       </w:pPr>
       <w:r>
         <w:rPr>
           <w:rFonts w:ascii="Times New Roman" w:eastAsia="Times New Roman" w:hAnsi="Times New Roman" w:cs="Times New Roman"/>
-          <w:highlight w:val="green"/>
+          <w:b/>
+          <w:color w:val="FFFFFF" w:themeColor="background1"/>
+          <w:highlight w:val="red"/>
           <w:lang w:val="en-US" w:eastAsia="es-EC"/>
         </w:rPr>
-        <w:t>Ask her for the strength to stay</w:t>
+        <w:t>ASK HER FOR THE STRENGTH TO STAY</w:t>
       </w:r>
       <w:r>
         <w:rPr>
           <w:rFonts w:ascii="Times New Roman" w:eastAsia="Times New Roman" w:hAnsi="Times New Roman" w:cs="Times New Roman"/>
+          <w:b/>
+          <w:color w:val="FFFFFF" w:themeColor="background1"/>
           <w:lang w:val="en-US" w:eastAsia="es-EC"/>
         </w:rPr>
         <w:t xml:space="preserve"> </w:t>
@@ -28446,46 +30732,26 @@
     </w:p>
     <w:p>
       <w:pPr>
-        <w:pStyle w:val="Prrafodelista"/>
-        <w:numPr>
-          <w:ilvl w:val="0"/>
-          <w:numId w:val="33"/>
-        </w:numPr>
         <w:spacing w:after="0" w:line="240" w:lineRule="auto"/>
         <w:rPr>
           <w:rFonts w:ascii="Times New Roman" w:eastAsia="Times New Roman" w:hAnsi="Times New Roman" w:cs="Times New Roman"/>
           <w:b/>
+          <w:color w:val="FFFFFF" w:themeColor="background1"/>
           <w:lang w:val="en-US" w:eastAsia="es-EC"/>
         </w:rPr>
       </w:pPr>
-      <w:proofErr w:type="spellStart"/>
+      <w:proofErr w:type="gramStart"/>
       <w:r>
         <w:rPr>
           <w:rFonts w:ascii="Times New Roman" w:eastAsia="Times New Roman" w:hAnsi="Times New Roman" w:cs="Times New Roman"/>
           <w:b/>
+          <w:color w:val="FFFFFF" w:themeColor="background1"/>
+          <w:highlight w:val="blue"/>
           <w:lang w:val="en-US" w:eastAsia="es-EC"/>
         </w:rPr>
-        <w:t>Expresiones</w:t>
+        <w:t>EXPRESIONES  NUEVAS</w:t>
       </w:r>
-      <w:proofErr w:type="spellEnd"/>
-      <w:r>
-        <w:rPr>
-          <w:rFonts w:ascii="Times New Roman" w:eastAsia="Times New Roman" w:hAnsi="Times New Roman" w:cs="Times New Roman"/>
-          <w:b/>
-          <w:lang w:val="en-US" w:eastAsia="es-EC"/>
-        </w:rPr>
-        <w:t xml:space="preserve">  </w:t>
-      </w:r>
-      <w:proofErr w:type="spellStart"/>
-      <w:r>
-        <w:rPr>
-          <w:rFonts w:ascii="Times New Roman" w:eastAsia="Times New Roman" w:hAnsi="Times New Roman" w:cs="Times New Roman"/>
-          <w:b/>
-          <w:lang w:val="en-US" w:eastAsia="es-EC"/>
-        </w:rPr>
-        <w:t>Nuevas</w:t>
-      </w:r>
-      <w:proofErr w:type="spellEnd"/>
+      <w:proofErr w:type="gramEnd"/>
     </w:p>
     <w:p>
       <w:pPr>
@@ -28945,15 +31211,11 @@
     </w:p>
     <w:p>
       <w:pPr>
-        <w:pStyle w:val="Prrafodelista"/>
-        <w:numPr>
-          <w:ilvl w:val="0"/>
-          <w:numId w:val="33"/>
-        </w:numPr>
         <w:spacing w:after="0" w:line="240" w:lineRule="auto"/>
         <w:rPr>
           <w:rFonts w:ascii="Times New Roman" w:eastAsia="Times New Roman" w:hAnsi="Times New Roman" w:cs="Times New Roman"/>
           <w:b/>
+          <w:color w:val="FFFFFF" w:themeColor="background1"/>
           <w:lang w:eastAsia="es-EC"/>
         </w:rPr>
       </w:pPr>
@@ -28961,9 +31223,11 @@
         <w:rPr>
           <w:rFonts w:ascii="Times New Roman" w:eastAsia="Times New Roman" w:hAnsi="Times New Roman" w:cs="Times New Roman"/>
           <w:b/>
+          <w:color w:val="FFFFFF" w:themeColor="background1"/>
+          <w:highlight w:val="blue"/>
           <w:lang w:eastAsia="es-EC"/>
         </w:rPr>
-        <w:t>De adjetivo a sustantivo</w:t>
+        <w:t>DE ADJETIVO A SUSTANTIVO</w:t>
       </w:r>
     </w:p>
     <w:p>
@@ -29496,28 +31760,613 @@
     </w:p>
     <w:p>
       <w:pPr>
-        <w:pStyle w:val="Prrafodelista"/>
-        <w:numPr>
-          <w:ilvl w:val="0"/>
-          <w:numId w:val="33"/>
-        </w:numPr>
         <w:spacing w:after="0" w:line="240" w:lineRule="auto"/>
         <w:rPr>
           <w:rFonts w:ascii="Times New Roman" w:eastAsia="Times New Roman" w:hAnsi="Times New Roman" w:cs="Times New Roman"/>
           <w:b/>
+          <w:color w:val="FFFFFF" w:themeColor="background1"/>
+          <w:highlight w:val="blue"/>
           <w:lang w:eastAsia="es-EC"/>
         </w:rPr>
       </w:pPr>
-      <w:proofErr w:type="spellStart"/>
-      <w:r>
+    </w:p>
+    <w:p>
+      <w:pPr>
+        <w:spacing w:after="0" w:line="240" w:lineRule="auto"/>
         <w:rPr>
           <w:rFonts w:ascii="Times New Roman" w:eastAsia="Times New Roman" w:hAnsi="Times New Roman" w:cs="Times New Roman"/>
           <w:b/>
+          <w:color w:val="FFFFFF" w:themeColor="background1"/>
+          <w:highlight w:val="blue"/>
           <w:lang w:eastAsia="es-EC"/>
         </w:rPr>
-        <w:t>Stay</w:t>
+      </w:pPr>
+      <w:r>
+        <w:rPr>
+          <w:rFonts w:ascii="Times New Roman" w:eastAsia="Times New Roman" w:hAnsi="Times New Roman" w:cs="Times New Roman"/>
+          <w:b/>
+          <w:color w:val="FFFFFF" w:themeColor="background1"/>
+          <w:highlight w:val="blue"/>
+          <w:lang w:eastAsia="es-EC"/>
+        </w:rPr>
+        <w:t>CÓMO R</w:t>
       </w:r>
-      <w:proofErr w:type="spellEnd"/>
+      <w:r>
+        <w:rPr>
+          <w:rFonts w:ascii="Times New Roman" w:eastAsia="Times New Roman" w:hAnsi="Times New Roman" w:cs="Times New Roman"/>
+          <w:b/>
+          <w:color w:val="FFFFFF" w:themeColor="background1"/>
+          <w:highlight w:val="blue"/>
+          <w:lang w:eastAsia="es-EC"/>
+        </w:rPr>
+        <w:t xml:space="preserve">ECORDAR FUERZA </w:t>
+      </w:r>
+    </w:p>
+    <w:tbl>
+      <w:tblPr>
+        <w:tblStyle w:val="Tablaconcuadrcula"/>
+        <w:tblW w:w="0" w:type="auto"/>
+        <w:tblLook w:val="04A0" w:firstRow="1" w:lastRow="0" w:firstColumn="1" w:lastColumn="0" w:noHBand="0" w:noVBand="1"/>
+      </w:tblPr>
+      <w:tblGrid>
+        <w:gridCol w:w="696"/>
+        <w:gridCol w:w="6328"/>
+        <w:gridCol w:w="1470"/>
+      </w:tblGrid>
+      <w:tr>
+        <w:tc>
+          <w:tcPr>
+            <w:tcW w:w="0" w:type="auto"/>
+            <w:hideMark/>
+          </w:tcPr>
+          <w:p>
+            <w:pPr>
+              <w:jc w:val="center"/>
+              <w:rPr>
+                <w:rFonts w:ascii="Times New Roman" w:eastAsia="Times New Roman" w:hAnsi="Times New Roman" w:cs="Times New Roman"/>
+                <w:b/>
+                <w:bCs/>
+                <w:sz w:val="24"/>
+                <w:szCs w:val="24"/>
+                <w:lang w:eastAsia="es-EC"/>
+              </w:rPr>
+            </w:pPr>
+            <w:r>
+              <w:rPr>
+                <w:rFonts w:ascii="Times New Roman" w:eastAsia="Times New Roman" w:hAnsi="Times New Roman" w:cs="Times New Roman"/>
+                <w:b/>
+                <w:bCs/>
+                <w:sz w:val="24"/>
+                <w:szCs w:val="24"/>
+                <w:lang w:eastAsia="es-EC"/>
+              </w:rPr>
+              <w:t>Paso</w:t>
+            </w:r>
+          </w:p>
+        </w:tc>
+        <w:tc>
+          <w:tcPr>
+            <w:tcW w:w="0" w:type="auto"/>
+            <w:hideMark/>
+          </w:tcPr>
+          <w:p>
+            <w:pPr>
+              <w:jc w:val="center"/>
+              <w:rPr>
+                <w:rFonts w:ascii="Times New Roman" w:eastAsia="Times New Roman" w:hAnsi="Times New Roman" w:cs="Times New Roman"/>
+                <w:b/>
+                <w:bCs/>
+                <w:sz w:val="24"/>
+                <w:szCs w:val="24"/>
+                <w:lang w:eastAsia="es-EC"/>
+              </w:rPr>
+            </w:pPr>
+            <w:r>
+              <w:rPr>
+                <w:rFonts w:ascii="Times New Roman" w:eastAsia="Times New Roman" w:hAnsi="Times New Roman" w:cs="Times New Roman"/>
+                <w:b/>
+                <w:bCs/>
+                <w:sz w:val="24"/>
+                <w:szCs w:val="24"/>
+                <w:lang w:eastAsia="es-EC"/>
+              </w:rPr>
+              <w:t>Qué pienso</w:t>
+            </w:r>
+          </w:p>
+        </w:tc>
+        <w:tc>
+          <w:tcPr>
+            <w:tcW w:w="0" w:type="auto"/>
+            <w:hideMark/>
+          </w:tcPr>
+          <w:p>
+            <w:pPr>
+              <w:jc w:val="center"/>
+              <w:rPr>
+                <w:rFonts w:ascii="Times New Roman" w:eastAsia="Times New Roman" w:hAnsi="Times New Roman" w:cs="Times New Roman"/>
+                <w:b/>
+                <w:bCs/>
+                <w:sz w:val="24"/>
+                <w:szCs w:val="24"/>
+                <w:lang w:eastAsia="es-EC"/>
+              </w:rPr>
+            </w:pPr>
+            <w:r>
+              <w:rPr>
+                <w:rFonts w:ascii="Times New Roman" w:eastAsia="Times New Roman" w:hAnsi="Times New Roman" w:cs="Times New Roman"/>
+                <w:b/>
+                <w:bCs/>
+                <w:sz w:val="24"/>
+                <w:szCs w:val="24"/>
+                <w:lang w:eastAsia="es-EC"/>
+              </w:rPr>
+              <w:t>Resultado</w:t>
+            </w:r>
+          </w:p>
+        </w:tc>
+      </w:tr>
+      <w:tr>
+        <w:tc>
+          <w:tcPr>
+            <w:tcW w:w="0" w:type="auto"/>
+            <w:hideMark/>
+          </w:tcPr>
+          <w:p>
+            <w:pPr>
+              <w:rPr>
+                <w:rFonts w:ascii="Times New Roman" w:eastAsia="Times New Roman" w:hAnsi="Times New Roman" w:cs="Times New Roman"/>
+                <w:sz w:val="24"/>
+                <w:szCs w:val="24"/>
+                <w:lang w:eastAsia="es-EC"/>
+              </w:rPr>
+            </w:pPr>
+            <w:r>
+              <w:rPr>
+                <w:rFonts w:ascii="Times New Roman" w:eastAsia="Times New Roman" w:hAnsi="Times New Roman" w:cs="Times New Roman"/>
+                <w:sz w:val="24"/>
+                <w:szCs w:val="24"/>
+                <w:lang w:eastAsia="es-EC"/>
+              </w:rPr>
+              <w:t>1</w:t>
+            </w:r>
+          </w:p>
+        </w:tc>
+        <w:tc>
+          <w:tcPr>
+            <w:tcW w:w="0" w:type="auto"/>
+            <w:hideMark/>
+          </w:tcPr>
+          <w:p>
+            <w:pPr>
+              <w:rPr>
+                <w:rFonts w:ascii="Times New Roman" w:eastAsia="Times New Roman" w:hAnsi="Times New Roman" w:cs="Times New Roman"/>
+                <w:sz w:val="24"/>
+                <w:szCs w:val="24"/>
+                <w:lang w:eastAsia="es-EC"/>
+              </w:rPr>
+            </w:pPr>
+            <w:r>
+              <w:rPr>
+                <w:rFonts w:ascii="Times New Roman" w:eastAsia="Times New Roman" w:hAnsi="Times New Roman" w:cs="Times New Roman"/>
+                <w:sz w:val="24"/>
+                <w:szCs w:val="24"/>
+                <w:lang w:eastAsia="es-EC"/>
+              </w:rPr>
+              <w:t xml:space="preserve">Fuerte = </w:t>
+            </w:r>
+            <w:proofErr w:type="spellStart"/>
+            <w:r>
+              <w:rPr>
+                <w:rFonts w:ascii="Times New Roman" w:eastAsia="Times New Roman" w:hAnsi="Times New Roman" w:cs="Times New Roman"/>
+                <w:sz w:val="24"/>
+                <w:szCs w:val="24"/>
+                <w:lang w:eastAsia="es-EC"/>
+              </w:rPr>
+              <w:t>strong</w:t>
+            </w:r>
+            <w:proofErr w:type="spellEnd"/>
+          </w:p>
+        </w:tc>
+        <w:tc>
+          <w:tcPr>
+            <w:tcW w:w="0" w:type="auto"/>
+            <w:hideMark/>
+          </w:tcPr>
+          <w:p>
+            <w:pPr>
+              <w:rPr>
+                <w:rFonts w:ascii="Times New Roman" w:eastAsia="Times New Roman" w:hAnsi="Times New Roman" w:cs="Times New Roman"/>
+                <w:sz w:val="24"/>
+                <w:szCs w:val="24"/>
+                <w:lang w:eastAsia="es-EC"/>
+              </w:rPr>
+            </w:pPr>
+            <w:r>
+              <w:rPr>
+                <w:rFonts w:ascii="Times New Roman" w:eastAsia="Times New Roman" w:hAnsi="Times New Roman" w:cs="Times New Roman"/>
+                <w:sz w:val="24"/>
+                <w:szCs w:val="24"/>
+                <w:lang w:eastAsia="es-EC"/>
+              </w:rPr>
+              <w:t>STRONG</w:t>
+            </w:r>
+          </w:p>
+        </w:tc>
+      </w:tr>
+      <w:tr>
+        <w:tc>
+          <w:tcPr>
+            <w:tcW w:w="0" w:type="auto"/>
+            <w:hideMark/>
+          </w:tcPr>
+          <w:p>
+            <w:pPr>
+              <w:rPr>
+                <w:rFonts w:ascii="Times New Roman" w:eastAsia="Times New Roman" w:hAnsi="Times New Roman" w:cs="Times New Roman"/>
+                <w:sz w:val="24"/>
+                <w:szCs w:val="24"/>
+                <w:lang w:eastAsia="es-EC"/>
+              </w:rPr>
+            </w:pPr>
+            <w:r>
+              <w:rPr>
+                <w:rFonts w:ascii="Times New Roman" w:eastAsia="Times New Roman" w:hAnsi="Times New Roman" w:cs="Times New Roman"/>
+                <w:sz w:val="24"/>
+                <w:szCs w:val="24"/>
+                <w:lang w:eastAsia="es-EC"/>
+              </w:rPr>
+              <w:t>2</w:t>
+            </w:r>
+          </w:p>
+        </w:tc>
+        <w:tc>
+          <w:tcPr>
+            <w:tcW w:w="0" w:type="auto"/>
+            <w:hideMark/>
+          </w:tcPr>
+          <w:p>
+            <w:pPr>
+              <w:rPr>
+                <w:rFonts w:ascii="Times New Roman" w:eastAsia="Times New Roman" w:hAnsi="Times New Roman" w:cs="Times New Roman"/>
+                <w:sz w:val="24"/>
+                <w:szCs w:val="24"/>
+                <w:lang w:eastAsia="es-EC"/>
+              </w:rPr>
+            </w:pPr>
+            <w:r>
+              <w:rPr>
+                <w:rFonts w:ascii="Times New Roman" w:eastAsia="Times New Roman" w:hAnsi="Times New Roman" w:cs="Times New Roman"/>
+                <w:sz w:val="24"/>
+                <w:szCs w:val="24"/>
+                <w:lang w:eastAsia="es-EC"/>
+              </w:rPr>
+              <w:t xml:space="preserve">Cambio la </w:t>
+            </w:r>
+            <w:r>
+              <w:rPr>
+                <w:rFonts w:ascii="Times New Roman" w:eastAsia="Times New Roman" w:hAnsi="Times New Roman" w:cs="Times New Roman"/>
+                <w:b/>
+                <w:bCs/>
+                <w:sz w:val="24"/>
+                <w:szCs w:val="24"/>
+                <w:lang w:eastAsia="es-EC"/>
+              </w:rPr>
+              <w:t>O</w:t>
+            </w:r>
+            <w:r>
+              <w:rPr>
+                <w:rFonts w:ascii="Times New Roman" w:eastAsia="Times New Roman" w:hAnsi="Times New Roman" w:cs="Times New Roman"/>
+                <w:sz w:val="24"/>
+                <w:szCs w:val="24"/>
+                <w:lang w:eastAsia="es-EC"/>
+              </w:rPr>
+              <w:t xml:space="preserve"> por </w:t>
+            </w:r>
+            <w:r>
+              <w:rPr>
+                <w:rFonts w:ascii="Times New Roman" w:eastAsia="Times New Roman" w:hAnsi="Times New Roman" w:cs="Times New Roman"/>
+                <w:b/>
+                <w:bCs/>
+                <w:sz w:val="24"/>
+                <w:szCs w:val="24"/>
+                <w:lang w:eastAsia="es-EC"/>
+              </w:rPr>
+              <w:t>E</w:t>
+            </w:r>
+          </w:p>
+        </w:tc>
+        <w:tc>
+          <w:tcPr>
+            <w:tcW w:w="0" w:type="auto"/>
+            <w:hideMark/>
+          </w:tcPr>
+          <w:p>
+            <w:pPr>
+              <w:rPr>
+                <w:rFonts w:ascii="Times New Roman" w:eastAsia="Times New Roman" w:hAnsi="Times New Roman" w:cs="Times New Roman"/>
+                <w:sz w:val="24"/>
+                <w:szCs w:val="24"/>
+                <w:lang w:eastAsia="es-EC"/>
+              </w:rPr>
+            </w:pPr>
+            <w:r>
+              <w:rPr>
+                <w:rFonts w:ascii="Times New Roman" w:eastAsia="Times New Roman" w:hAnsi="Times New Roman" w:cs="Times New Roman"/>
+                <w:sz w:val="24"/>
+                <w:szCs w:val="24"/>
+                <w:lang w:eastAsia="es-EC"/>
+              </w:rPr>
+              <w:t>STRENG</w:t>
+            </w:r>
+          </w:p>
+        </w:tc>
+      </w:tr>
+      <w:tr>
+        <w:tc>
+          <w:tcPr>
+            <w:tcW w:w="0" w:type="auto"/>
+            <w:hideMark/>
+          </w:tcPr>
+          <w:p>
+            <w:pPr>
+              <w:rPr>
+                <w:rFonts w:ascii="Times New Roman" w:eastAsia="Times New Roman" w:hAnsi="Times New Roman" w:cs="Times New Roman"/>
+                <w:sz w:val="24"/>
+                <w:szCs w:val="24"/>
+                <w:lang w:eastAsia="es-EC"/>
+              </w:rPr>
+            </w:pPr>
+            <w:r>
+              <w:rPr>
+                <w:rFonts w:ascii="Times New Roman" w:eastAsia="Times New Roman" w:hAnsi="Times New Roman" w:cs="Times New Roman"/>
+                <w:sz w:val="24"/>
+                <w:szCs w:val="24"/>
+                <w:lang w:eastAsia="es-EC"/>
+              </w:rPr>
+              <w:t>3</w:t>
+            </w:r>
+          </w:p>
+        </w:tc>
+        <w:tc>
+          <w:tcPr>
+            <w:tcW w:w="0" w:type="auto"/>
+            <w:hideMark/>
+          </w:tcPr>
+          <w:p>
+            <w:pPr>
+              <w:rPr>
+                <w:rFonts w:ascii="Times New Roman" w:eastAsia="Times New Roman" w:hAnsi="Times New Roman" w:cs="Times New Roman"/>
+                <w:sz w:val="24"/>
+                <w:szCs w:val="24"/>
+                <w:lang w:eastAsia="es-EC"/>
+              </w:rPr>
+            </w:pPr>
+            <w:r>
+              <w:rPr>
+                <w:rFonts w:ascii="Times New Roman" w:eastAsia="Times New Roman" w:hAnsi="Times New Roman" w:cs="Times New Roman"/>
+                <w:sz w:val="24"/>
+                <w:szCs w:val="24"/>
+                <w:lang w:eastAsia="es-EC"/>
+              </w:rPr>
+              <w:t xml:space="preserve">Agrego </w:t>
+            </w:r>
+            <w:r>
+              <w:rPr>
+                <w:rFonts w:ascii="Times New Roman" w:eastAsia="Times New Roman" w:hAnsi="Times New Roman" w:cs="Times New Roman"/>
+                <w:b/>
+                <w:bCs/>
+                <w:sz w:val="24"/>
+                <w:szCs w:val="24"/>
+                <w:lang w:eastAsia="es-EC"/>
+              </w:rPr>
+              <w:t>TH</w:t>
+            </w:r>
+          </w:p>
+        </w:tc>
+        <w:tc>
+          <w:tcPr>
+            <w:tcW w:w="0" w:type="auto"/>
+            <w:hideMark/>
+          </w:tcPr>
+          <w:p>
+            <w:pPr>
+              <w:rPr>
+                <w:rFonts w:ascii="Times New Roman" w:eastAsia="Times New Roman" w:hAnsi="Times New Roman" w:cs="Times New Roman"/>
+                <w:sz w:val="24"/>
+                <w:szCs w:val="24"/>
+                <w:lang w:eastAsia="es-EC"/>
+              </w:rPr>
+            </w:pPr>
+            <w:r>
+              <w:rPr>
+                <w:rFonts w:ascii="Times New Roman" w:eastAsia="Times New Roman" w:hAnsi="Times New Roman" w:cs="Times New Roman"/>
+                <w:sz w:val="24"/>
+                <w:szCs w:val="24"/>
+                <w:lang w:eastAsia="es-EC"/>
+              </w:rPr>
+              <w:t>STRENGTH</w:t>
+            </w:r>
+          </w:p>
+        </w:tc>
+      </w:tr>
+      <w:tr>
+        <w:tc>
+          <w:tcPr>
+            <w:tcW w:w="0" w:type="auto"/>
+            <w:hideMark/>
+          </w:tcPr>
+          <w:p>
+            <w:pPr>
+              <w:rPr>
+                <w:rFonts w:ascii="Times New Roman" w:eastAsia="Times New Roman" w:hAnsi="Times New Roman" w:cs="Times New Roman"/>
+                <w:sz w:val="24"/>
+                <w:szCs w:val="24"/>
+                <w:lang w:eastAsia="es-EC"/>
+              </w:rPr>
+            </w:pPr>
+            <w:r>
+              <w:rPr>
+                <w:rFonts w:ascii="Times New Roman" w:eastAsia="Times New Roman" w:hAnsi="Times New Roman" w:cs="Times New Roman"/>
+                <w:sz w:val="24"/>
+                <w:szCs w:val="24"/>
+                <w:lang w:eastAsia="es-EC"/>
+              </w:rPr>
+              <w:t>4</w:t>
+            </w:r>
+          </w:p>
+        </w:tc>
+        <w:tc>
+          <w:tcPr>
+            <w:tcW w:w="0" w:type="auto"/>
+            <w:hideMark/>
+          </w:tcPr>
+          <w:p>
+            <w:pPr>
+              <w:rPr>
+                <w:rFonts w:ascii="Times New Roman" w:eastAsia="Times New Roman" w:hAnsi="Times New Roman" w:cs="Times New Roman"/>
+                <w:sz w:val="24"/>
+                <w:szCs w:val="24"/>
+                <w:lang w:eastAsia="es-EC"/>
+              </w:rPr>
+            </w:pPr>
+            <w:r>
+              <w:rPr>
+                <w:rFonts w:ascii="Times New Roman" w:eastAsia="Times New Roman" w:hAnsi="Times New Roman" w:cs="Times New Roman"/>
+                <w:sz w:val="24"/>
+                <w:szCs w:val="24"/>
+                <w:lang w:eastAsia="es-EC"/>
+              </w:rPr>
+              <w:t>Recuerda</w:t>
+            </w:r>
+            <w:r>
+              <w:rPr>
+                <w:rFonts w:ascii="Times New Roman" w:eastAsia="Times New Roman" w:hAnsi="Times New Roman" w:cs="Times New Roman"/>
+                <w:sz w:val="24"/>
+                <w:szCs w:val="24"/>
+                <w:lang w:eastAsia="es-EC"/>
+              </w:rPr>
+              <w:t xml:space="preserve"> </w:t>
+            </w:r>
+            <w:r>
+              <w:rPr>
+                <w:rFonts w:ascii="Times New Roman" w:eastAsia="Times New Roman" w:hAnsi="Times New Roman" w:cs="Times New Roman"/>
+                <w:sz w:val="24"/>
+                <w:szCs w:val="24"/>
+                <w:lang w:eastAsia="es-EC"/>
+              </w:rPr>
+              <w:t xml:space="preserve">no es HT es TH ayúdate de la palabra </w:t>
+            </w:r>
+            <w:proofErr w:type="spellStart"/>
+            <w:r>
+              <w:rPr>
+                <w:rFonts w:ascii="Times New Roman" w:eastAsia="Times New Roman" w:hAnsi="Times New Roman" w:cs="Times New Roman"/>
+                <w:sz w:val="24"/>
+                <w:szCs w:val="24"/>
+                <w:lang w:eastAsia="es-EC"/>
+              </w:rPr>
+              <w:t>strong</w:t>
+            </w:r>
+            <w:proofErr w:type="spellEnd"/>
+            <w:r>
+              <w:rPr>
+                <w:rFonts w:ascii="Times New Roman" w:eastAsia="Times New Roman" w:hAnsi="Times New Roman" w:cs="Times New Roman"/>
+                <w:sz w:val="24"/>
+                <w:szCs w:val="24"/>
+                <w:lang w:eastAsia="es-EC"/>
+              </w:rPr>
+              <w:t xml:space="preserve"> la primera letra a visualizar</w:t>
+            </w:r>
+            <w:r>
+              <w:rPr>
+                <w:rFonts w:ascii="Times New Roman" w:eastAsia="Times New Roman" w:hAnsi="Times New Roman" w:cs="Times New Roman"/>
+                <w:sz w:val="24"/>
+                <w:szCs w:val="24"/>
+                <w:lang w:eastAsia="es-EC"/>
+              </w:rPr>
+              <w:t xml:space="preserve"> </w:t>
+            </w:r>
+            <w:r>
+              <w:rPr>
+                <w:rFonts w:ascii="Times New Roman" w:eastAsia="Times New Roman" w:hAnsi="Times New Roman" w:cs="Times New Roman"/>
+                <w:sz w:val="24"/>
+                <w:szCs w:val="24"/>
+                <w:lang w:eastAsia="es-EC"/>
+              </w:rPr>
+              <w:t xml:space="preserve">es T no H </w:t>
+            </w:r>
+          </w:p>
+        </w:tc>
+        <w:tc>
+          <w:tcPr>
+            <w:tcW w:w="0" w:type="auto"/>
+            <w:hideMark/>
+          </w:tcPr>
+          <w:p>
+            <w:pPr>
+              <w:rPr>
+                <w:rFonts w:ascii="Times New Roman" w:eastAsia="Times New Roman" w:hAnsi="Times New Roman" w:cs="Times New Roman"/>
+                <w:sz w:val="24"/>
+                <w:szCs w:val="24"/>
+                <w:lang w:eastAsia="es-EC"/>
+              </w:rPr>
+            </w:pPr>
+            <w:r>
+              <w:rPr>
+                <w:rFonts w:ascii="Times New Roman" w:eastAsia="Times New Roman" w:hAnsi="Times New Roman" w:cs="Times New Roman"/>
+                <w:sz w:val="24"/>
+                <w:szCs w:val="24"/>
+                <w:lang w:eastAsia="es-EC"/>
+              </w:rPr>
+              <w:t>STRENGTH</w:t>
+            </w:r>
+          </w:p>
+        </w:tc>
+      </w:tr>
+    </w:tbl>
+    <w:p>
+      <w:pPr>
+        <w:spacing w:after="0" w:line="240" w:lineRule="auto"/>
+        <w:rPr>
+          <w:rFonts w:ascii="Times New Roman" w:eastAsia="Times New Roman" w:hAnsi="Times New Roman" w:cs="Times New Roman"/>
+          <w:b/>
+          <w:color w:val="FFFFFF" w:themeColor="background1"/>
+          <w:highlight w:val="blue"/>
+          <w:lang w:eastAsia="es-EC"/>
+        </w:rPr>
+      </w:pPr>
+    </w:p>
+    <w:p>
+      <w:pPr>
+        <w:spacing w:after="0" w:line="240" w:lineRule="auto"/>
+        <w:rPr>
+          <w:rFonts w:ascii="Times New Roman" w:eastAsia="Times New Roman" w:hAnsi="Times New Roman" w:cs="Times New Roman"/>
+          <w:b/>
+          <w:color w:val="FFFFFF" w:themeColor="background1"/>
+          <w:highlight w:val="blue"/>
+          <w:lang w:eastAsia="es-EC"/>
+        </w:rPr>
+      </w:pPr>
+    </w:p>
+    <w:p>
+      <w:pPr>
+        <w:spacing w:after="0" w:line="240" w:lineRule="auto"/>
+        <w:rPr>
+          <w:rFonts w:ascii="Times New Roman" w:eastAsia="Times New Roman" w:hAnsi="Times New Roman" w:cs="Times New Roman"/>
+          <w:b/>
+          <w:color w:val="FFFFFF" w:themeColor="background1"/>
+          <w:lang w:eastAsia="es-EC"/>
+        </w:rPr>
+      </w:pPr>
+      <w:r>
+        <w:rPr>
+          <w:rFonts w:ascii="Times New Roman" w:eastAsia="Times New Roman" w:hAnsi="Times New Roman" w:cs="Times New Roman"/>
+          <w:b/>
+          <w:color w:val="FFFFFF" w:themeColor="background1"/>
+          <w:highlight w:val="blue"/>
+          <w:lang w:eastAsia="es-EC"/>
+        </w:rPr>
+        <w:t>STAY</w:t>
+      </w:r>
     </w:p>
     <w:p>
       <w:pPr>
@@ -30116,146 +32965,50 @@
     <w:p>
       <w:pPr>
         <w:spacing w:after="0" w:line="240" w:lineRule="auto"/>
+        <w:jc w:val="center"/>
         <w:rPr>
           <w:rFonts w:ascii="Times New Roman" w:hAnsi="Times New Roman" w:cs="Times New Roman"/>
-        </w:rPr>
-      </w:pPr>
-    </w:p>
-    <w:p>
-      <w:pPr>
-        <w:spacing w:after="0" w:line="240" w:lineRule="auto"/>
-        <w:rPr>
-          <w:rFonts w:ascii="Times New Roman" w:hAnsi="Times New Roman" w:cs="Times New Roman"/>
-        </w:rPr>
-      </w:pPr>
-    </w:p>
-    <w:p>
-      <w:pPr>
-        <w:spacing w:after="0" w:line="240" w:lineRule="auto"/>
-        <w:rPr>
-          <w:rFonts w:ascii="Times New Roman" w:hAnsi="Times New Roman" w:cs="Times New Roman"/>
-        </w:rPr>
-      </w:pPr>
-    </w:p>
-    <w:p>
-      <w:pPr>
-        <w:spacing w:after="0" w:line="240" w:lineRule="auto"/>
-        <w:rPr>
-          <w:rFonts w:ascii="Times New Roman" w:hAnsi="Times New Roman" w:cs="Times New Roman"/>
-        </w:rPr>
-      </w:pPr>
-    </w:p>
-    <w:p>
-      <w:pPr>
-        <w:spacing w:after="0" w:line="240" w:lineRule="auto"/>
-        <w:rPr>
-          <w:rFonts w:ascii="Times New Roman" w:hAnsi="Times New Roman" w:cs="Times New Roman"/>
-        </w:rPr>
-      </w:pPr>
-    </w:p>
-    <w:p>
-      <w:pPr>
-        <w:spacing w:after="0" w:line="240" w:lineRule="auto"/>
-        <w:rPr>
-          <w:rFonts w:ascii="Times New Roman" w:hAnsi="Times New Roman" w:cs="Times New Roman"/>
-        </w:rPr>
-      </w:pPr>
-    </w:p>
-    <w:p>
-      <w:pPr>
-        <w:spacing w:after="0" w:line="240" w:lineRule="auto"/>
-        <w:rPr>
-          <w:rFonts w:ascii="Times New Roman" w:hAnsi="Times New Roman" w:cs="Times New Roman"/>
-        </w:rPr>
-      </w:pPr>
-    </w:p>
-    <w:p>
-      <w:pPr>
-        <w:spacing w:after="0" w:line="240" w:lineRule="auto"/>
-        <w:rPr>
-          <w:rFonts w:ascii="Times New Roman" w:hAnsi="Times New Roman" w:cs="Times New Roman"/>
-        </w:rPr>
-      </w:pPr>
-    </w:p>
-    <w:p>
-      <w:pPr>
-        <w:spacing w:after="0" w:line="240" w:lineRule="auto"/>
-        <w:rPr>
-          <w:rFonts w:ascii="Times New Roman" w:hAnsi="Times New Roman" w:cs="Times New Roman"/>
-        </w:rPr>
-      </w:pPr>
-    </w:p>
-    <w:p>
-      <w:pPr>
-        <w:spacing w:after="0" w:line="240" w:lineRule="auto"/>
-        <w:rPr>
-          <w:rFonts w:ascii="Times New Roman" w:hAnsi="Times New Roman" w:cs="Times New Roman"/>
-        </w:rPr>
-      </w:pPr>
-    </w:p>
-    <w:p>
-      <w:pPr>
-        <w:spacing w:after="0" w:line="240" w:lineRule="auto"/>
-        <w:rPr>
-          <w:rFonts w:ascii="Times New Roman" w:hAnsi="Times New Roman" w:cs="Times New Roman"/>
-          <w:color w:val="333333"/>
-          <w:shd w:val="clear" w:color="auto" w:fill="FFFFFF"/>
-        </w:rPr>
-      </w:pPr>
-    </w:p>
-    <w:p>
-      <w:pPr>
-        <w:spacing w:after="0" w:line="240" w:lineRule="auto"/>
-        <w:jc w:val="center"/>
-        <w:rPr>
-          <w:rFonts w:ascii="Times New Roman" w:hAnsi="Times New Roman" w:cs="Times New Roman"/>
-          <w:color w:val="333333"/>
-          <w:highlight w:val="green"/>
+          <w:b/>
+          <w:color w:val="FFFFFF" w:themeColor="background1"/>
+          <w:highlight w:val="red"/>
           <w:shd w:val="clear" w:color="auto" w:fill="FFFFFF"/>
           <w:lang w:val="en-US"/>
         </w:rPr>
       </w:pPr>
+      <w:bookmarkStart w:id="0" w:name="_GoBack"/>
+      <w:bookmarkEnd w:id="0"/>
       <w:r>
         <w:rPr>
           <w:rFonts w:ascii="Times New Roman" w:hAnsi="Times New Roman" w:cs="Times New Roman"/>
-          <w:color w:val="333333"/>
-          <w:highlight w:val="green"/>
+          <w:b/>
+          <w:color w:val="FFFFFF" w:themeColor="background1"/>
+          <w:highlight w:val="red"/>
           <w:shd w:val="clear" w:color="auto" w:fill="FFFFFF"/>
           <w:lang w:val="en-US"/>
         </w:rPr>
         <w:lastRenderedPageBreak/>
-        <w:t>You can, you can do anything, anything</w:t>
+        <w:t>YOU CAN, YOU CAN DO ANYTHING, ANYTHING</w:t>
       </w:r>
       <w:r>
         <w:rPr>
           <w:rFonts w:ascii="Times New Roman" w:hAnsi="Times New Roman" w:cs="Times New Roman"/>
-          <w:color w:val="333333"/>
-          <w:highlight w:val="green"/>
+          <w:b/>
+          <w:color w:val="FFFFFF" w:themeColor="background1"/>
+          <w:highlight w:val="red"/>
           <w:lang w:val="en-US"/>
         </w:rPr>
         <w:br/>
       </w:r>
-      <w:proofErr w:type="gramStart"/>
       <w:r>
         <w:rPr>
           <w:rFonts w:ascii="Times New Roman" w:hAnsi="Times New Roman" w:cs="Times New Roman"/>
-          <w:color w:val="333333"/>
-          <w:highlight w:val="green"/>
+          <w:b/>
+          <w:color w:val="FFFFFF" w:themeColor="background1"/>
+          <w:highlight w:val="red"/>
           <w:shd w:val="clear" w:color="auto" w:fill="FFFFFF"/>
           <w:lang w:val="en-US"/>
         </w:rPr>
-        <w:t>You</w:t>
-      </w:r>
-      <w:proofErr w:type="gramEnd"/>
-      <w:r>
-        <w:rPr>
-          <w:rFonts w:ascii="Times New Roman" w:hAnsi="Times New Roman" w:cs="Times New Roman"/>
-          <w:color w:val="333333"/>
-          <w:highlight w:val="green"/>
-          <w:shd w:val="clear" w:color="auto" w:fill="FFFFFF"/>
-          <w:lang w:val="en-US"/>
-        </w:rPr>
-        <w:t xml:space="preserve"> can do anything</w:t>
+        <w:t>YOU CAN DO ANYTHING</w:t>
       </w:r>
     </w:p>
     <w:p>
@@ -30264,7 +33017,8 @@
         <w:jc w:val="center"/>
         <w:rPr>
           <w:rFonts w:ascii="Times New Roman" w:hAnsi="Times New Roman" w:cs="Times New Roman"/>
-          <w:color w:val="333333"/>
+          <w:b/>
+          <w:color w:val="FFFFFF" w:themeColor="background1"/>
           <w:shd w:val="clear" w:color="auto" w:fill="FFFFFF"/>
           <w:lang w:val="en-US"/>
         </w:rPr>
@@ -30272,18 +33026,20 @@
       <w:r>
         <w:rPr>
           <w:rFonts w:ascii="Times New Roman" w:hAnsi="Times New Roman" w:cs="Times New Roman"/>
-          <w:color w:val="333333"/>
-          <w:highlight w:val="green"/>
+          <w:b/>
+          <w:color w:val="FFFFFF" w:themeColor="background1"/>
+          <w:highlight w:val="red"/>
           <w:shd w:val="clear" w:color="auto" w:fill="FFFFFF"/>
           <w:lang w:val="en-US"/>
         </w:rPr>
-        <w:t>Look up, call to the sky</w:t>
+        <w:t>LOOK UP, CALL TO THE SKY</w:t>
       </w:r>
       <w:r>
         <w:rPr>
           <w:rFonts w:ascii="Times New Roman" w:hAnsi="Times New Roman" w:cs="Times New Roman"/>
-          <w:color w:val="333333"/>
-          <w:highlight w:val="green"/>
+          <w:b/>
+          <w:color w:val="FFFFFF" w:themeColor="background1"/>
+          <w:highlight w:val="red"/>
           <w:lang w:val="en-US"/>
         </w:rPr>
         <w:br/>
@@ -30291,12 +33047,13 @@
       <w:r>
         <w:rPr>
           <w:rFonts w:ascii="Times New Roman" w:hAnsi="Times New Roman" w:cs="Times New Roman"/>
-          <w:color w:val="333333"/>
-          <w:highlight w:val="green"/>
+          <w:b/>
+          <w:color w:val="FFFFFF" w:themeColor="background1"/>
+          <w:highlight w:val="red"/>
           <w:shd w:val="clear" w:color="auto" w:fill="FFFFFF"/>
           <w:lang w:val="en-US"/>
         </w:rPr>
-        <w:t>Oh, look up and don't ask why, oh</w:t>
+        <w:t>OH, LOOK UP AND DON'T ASK WHY, OH</w:t>
       </w:r>
     </w:p>
     <w:p>
@@ -30319,32 +33076,23 @@
     </w:p>
     <w:p>
       <w:pPr>
-        <w:pStyle w:val="Prrafodelista"/>
-        <w:numPr>
-          <w:ilvl w:val="0"/>
-          <w:numId w:val="35"/>
-        </w:numPr>
         <w:spacing w:after="0" w:line="240" w:lineRule="auto"/>
         <w:rPr>
           <w:rFonts w:ascii="Times New Roman" w:hAnsi="Times New Roman" w:cs="Times New Roman"/>
+          <w:b/>
+          <w:color w:val="FFFFFF" w:themeColor="background1"/>
           <w:lang w:val="en-US"/>
         </w:rPr>
       </w:pPr>
-      <w:proofErr w:type="spellStart"/>
       <w:r>
         <w:rPr>
           <w:rFonts w:ascii="Times New Roman" w:hAnsi="Times New Roman" w:cs="Times New Roman"/>
+          <w:b/>
+          <w:color w:val="FFFFFF" w:themeColor="background1"/>
+          <w:highlight w:val="blue"/>
           <w:lang w:val="en-US"/>
         </w:rPr>
-        <w:t>Significados</w:t>
-      </w:r>
-      <w:proofErr w:type="spellEnd"/>
-      <w:r>
-        <w:rPr>
-          <w:rFonts w:ascii="Times New Roman" w:hAnsi="Times New Roman" w:cs="Times New Roman"/>
-          <w:lang w:val="en-US"/>
-        </w:rPr>
-        <w:t xml:space="preserve"> de Look</w:t>
+        <w:t>SIGNIFICADOS DE LOOK</w:t>
       </w:r>
     </w:p>
     <w:p>
@@ -30651,6 +33399,63 @@
                 <w:bCs/>
                 <w:lang w:eastAsia="es-EC"/>
               </w:rPr>
+              <w:t xml:space="preserve">No es </w:t>
+            </w:r>
+          </w:p>
+          <w:p>
+            <w:pPr>
+              <w:rPr>
+                <w:rFonts w:ascii="Times New Roman" w:eastAsia="Times New Roman" w:hAnsi="Times New Roman" w:cs="Times New Roman"/>
+                <w:b/>
+                <w:bCs/>
+                <w:lang w:eastAsia="es-EC"/>
+              </w:rPr>
+            </w:pPr>
+            <w:r>
+              <w:rPr>
+                <w:rFonts w:ascii="Times New Roman" w:eastAsia="Times New Roman" w:hAnsi="Times New Roman" w:cs="Times New Roman"/>
+                <w:b/>
+                <w:bCs/>
+                <w:lang w:eastAsia="es-EC"/>
+              </w:rPr>
+              <w:t xml:space="preserve">Mirar arriba </w:t>
+            </w:r>
+          </w:p>
+          <w:p>
+            <w:pPr>
+              <w:rPr>
+                <w:rFonts w:ascii="Times New Roman" w:eastAsia="Times New Roman" w:hAnsi="Times New Roman" w:cs="Times New Roman"/>
+                <w:b/>
+                <w:bCs/>
+                <w:lang w:eastAsia="es-EC"/>
+              </w:rPr>
+            </w:pPr>
+            <w:r>
+              <w:rPr>
+                <w:rFonts w:ascii="Times New Roman" w:eastAsia="Times New Roman" w:hAnsi="Times New Roman" w:cs="Times New Roman"/>
+                <w:b/>
+                <w:bCs/>
+                <w:lang w:eastAsia="es-EC"/>
+              </w:rPr>
+              <w:t xml:space="preserve">Es </w:t>
+            </w:r>
+          </w:p>
+          <w:p>
+            <w:pPr>
+              <w:rPr>
+                <w:rFonts w:ascii="Times New Roman" w:eastAsia="Times New Roman" w:hAnsi="Times New Roman" w:cs="Times New Roman"/>
+                <w:b/>
+                <w:bCs/>
+                <w:lang w:eastAsia="es-EC"/>
+              </w:rPr>
+            </w:pPr>
+            <w:r>
+              <w:rPr>
+                <w:rFonts w:ascii="Times New Roman" w:eastAsia="Times New Roman" w:hAnsi="Times New Roman" w:cs="Times New Roman"/>
+                <w:b/>
+                <w:bCs/>
+                <w:lang w:eastAsia="es-EC"/>
+              </w:rPr>
               <w:t>Mirar hacia arriba</w:t>
             </w:r>
           </w:p>
@@ -30703,7 +33508,14 @@
                 <w:rFonts w:ascii="Times New Roman" w:eastAsia="Times New Roman" w:hAnsi="Times New Roman" w:cs="Times New Roman"/>
                 <w:lang w:eastAsia="es-EC"/>
               </w:rPr>
-              <w:t>Literal, refiere a levantar la vista hacia algo en el cielo.</w:t>
+              <w:t xml:space="preserve">Literal, refiere a levantar </w:t>
+            </w:r>
+            <w:r>
+              <w:rPr>
+                <w:rFonts w:ascii="Times New Roman" w:eastAsia="Times New Roman" w:hAnsi="Times New Roman" w:cs="Times New Roman"/>
+                <w:lang w:eastAsia="es-EC"/>
+              </w:rPr>
+              <w:t>la vista hacia algo en el cielo.</w:t>
             </w:r>
           </w:p>
         </w:tc>
@@ -31337,33 +34149,24 @@
     </w:p>
     <w:p>
       <w:pPr>
-        <w:pStyle w:val="Prrafodelista"/>
-        <w:numPr>
-          <w:ilvl w:val="0"/>
-          <w:numId w:val="35"/>
-        </w:numPr>
         <w:spacing w:before="100" w:beforeAutospacing="1" w:after="100" w:afterAutospacing="1" w:line="240" w:lineRule="auto"/>
         <w:rPr>
           <w:rFonts w:ascii="Times New Roman" w:eastAsia="Times New Roman" w:hAnsi="Times New Roman" w:cs="Times New Roman"/>
+          <w:b/>
+          <w:color w:val="FFFFFF" w:themeColor="background1"/>
           <w:lang w:eastAsia="es-EC"/>
         </w:rPr>
       </w:pPr>
       <w:r>
         <w:rPr>
           <w:rFonts w:ascii="Times New Roman" w:eastAsia="Times New Roman" w:hAnsi="Times New Roman" w:cs="Times New Roman"/>
+          <w:b/>
+          <w:color w:val="FFFFFF" w:themeColor="background1"/>
+          <w:highlight w:val="blue"/>
           <w:lang w:eastAsia="es-EC"/>
         </w:rPr>
-        <w:t xml:space="preserve">Significados de </w:t>
+        <w:t>SIGNIFICADOS DE CALL</w:t>
       </w:r>
-      <w:proofErr w:type="spellStart"/>
-      <w:r>
-        <w:rPr>
-          <w:rFonts w:ascii="Times New Roman" w:eastAsia="Times New Roman" w:hAnsi="Times New Roman" w:cs="Times New Roman"/>
-          <w:lang w:eastAsia="es-EC"/>
-        </w:rPr>
-        <w:t>Call</w:t>
-      </w:r>
-      <w:proofErr w:type="spellEnd"/>
     </w:p>
     <w:tbl>
       <w:tblPr>
@@ -32307,6 +35110,7 @@
           <w:sz w:val="22"/>
           <w:szCs w:val="22"/>
         </w:rPr>
+        <w:lastRenderedPageBreak/>
         <w:t xml:space="preserve">En </w:t>
       </w:r>
       <w:r>
@@ -32450,8 +35254,6 @@
           <w:lang w:eastAsia="es-EC"/>
         </w:rPr>
       </w:pPr>
-      <w:bookmarkStart w:id="0" w:name="_GoBack"/>
-      <w:bookmarkEnd w:id="0"/>
     </w:p>
     <w:sectPr>
       <w:pgSz w:w="11906" w:h="16838"/>
@@ -33692,6 +36494,119 @@
     </w:lvl>
   </w:abstractNum>
   <w:abstractNum w:abstractNumId="10" w15:restartNumberingAfterBreak="0">
+    <w:nsid w:val="2E830508"/>
+    <w:multiLevelType w:val="hybridMultilevel"/>
+    <w:tmpl w:val="876A8E42"/>
+    <w:lvl w:ilvl="0" w:tplc="1F788706">
+      <w:numFmt w:val="bullet"/>
+      <w:lvlText w:val="-"/>
+      <w:lvlJc w:val="left"/>
+      <w:pPr>
+        <w:ind w:left="720" w:hanging="360"/>
+      </w:pPr>
+      <w:rPr>
+        <w:rFonts w:ascii="Calibri" w:eastAsiaTheme="minorHAnsi" w:hAnsi="Calibri" w:cs="Calibri" w:hint="default"/>
+        <w:sz w:val="22"/>
+      </w:rPr>
+    </w:lvl>
+    <w:lvl w:ilvl="1" w:tplc="300A0003" w:tentative="1">
+      <w:start w:val="1"/>
+      <w:numFmt w:val="bullet"/>
+      <w:lvlText w:val="o"/>
+      <w:lvlJc w:val="left"/>
+      <w:pPr>
+        <w:ind w:left="1440" w:hanging="360"/>
+      </w:pPr>
+      <w:rPr>
+        <w:rFonts w:ascii="Courier New" w:hAnsi="Courier New" w:cs="Courier New" w:hint="default"/>
+      </w:rPr>
+    </w:lvl>
+    <w:lvl w:ilvl="2" w:tplc="300A0005" w:tentative="1">
+      <w:start w:val="1"/>
+      <w:numFmt w:val="bullet"/>
+      <w:lvlText w:val=""/>
+      <w:lvlJc w:val="left"/>
+      <w:pPr>
+        <w:ind w:left="2160" w:hanging="360"/>
+      </w:pPr>
+      <w:rPr>
+        <w:rFonts w:ascii="Wingdings" w:hAnsi="Wingdings" w:hint="default"/>
+      </w:rPr>
+    </w:lvl>
+    <w:lvl w:ilvl="3" w:tplc="300A0001" w:tentative="1">
+      <w:start w:val="1"/>
+      <w:numFmt w:val="bullet"/>
+      <w:lvlText w:val=""/>
+      <w:lvlJc w:val="left"/>
+      <w:pPr>
+        <w:ind w:left="2880" w:hanging="360"/>
+      </w:pPr>
+      <w:rPr>
+        <w:rFonts w:ascii="Symbol" w:hAnsi="Symbol" w:hint="default"/>
+      </w:rPr>
+    </w:lvl>
+    <w:lvl w:ilvl="4" w:tplc="300A0003" w:tentative="1">
+      <w:start w:val="1"/>
+      <w:numFmt w:val="bullet"/>
+      <w:lvlText w:val="o"/>
+      <w:lvlJc w:val="left"/>
+      <w:pPr>
+        <w:ind w:left="3600" w:hanging="360"/>
+      </w:pPr>
+      <w:rPr>
+        <w:rFonts w:ascii="Courier New" w:hAnsi="Courier New" w:cs="Courier New" w:hint="default"/>
+      </w:rPr>
+    </w:lvl>
+    <w:lvl w:ilvl="5" w:tplc="300A0005" w:tentative="1">
+      <w:start w:val="1"/>
+      <w:numFmt w:val="bullet"/>
+      <w:lvlText w:val=""/>
+      <w:lvlJc w:val="left"/>
+      <w:pPr>
+        <w:ind w:left="4320" w:hanging="360"/>
+      </w:pPr>
+      <w:rPr>
+        <w:rFonts w:ascii="Wingdings" w:hAnsi="Wingdings" w:hint="default"/>
+      </w:rPr>
+    </w:lvl>
+    <w:lvl w:ilvl="6" w:tplc="300A0001" w:tentative="1">
+      <w:start w:val="1"/>
+      <w:numFmt w:val="bullet"/>
+      <w:lvlText w:val=""/>
+      <w:lvlJc w:val="left"/>
+      <w:pPr>
+        <w:ind w:left="5040" w:hanging="360"/>
+      </w:pPr>
+      <w:rPr>
+        <w:rFonts w:ascii="Symbol" w:hAnsi="Symbol" w:hint="default"/>
+      </w:rPr>
+    </w:lvl>
+    <w:lvl w:ilvl="7" w:tplc="300A0003" w:tentative="1">
+      <w:start w:val="1"/>
+      <w:numFmt w:val="bullet"/>
+      <w:lvlText w:val="o"/>
+      <w:lvlJc w:val="left"/>
+      <w:pPr>
+        <w:ind w:left="5760" w:hanging="360"/>
+      </w:pPr>
+      <w:rPr>
+        <w:rFonts w:ascii="Courier New" w:hAnsi="Courier New" w:cs="Courier New" w:hint="default"/>
+      </w:rPr>
+    </w:lvl>
+    <w:lvl w:ilvl="8" w:tplc="300A0005" w:tentative="1">
+      <w:start w:val="1"/>
+      <w:numFmt w:val="bullet"/>
+      <w:lvlText w:val=""/>
+      <w:lvlJc w:val="left"/>
+      <w:pPr>
+        <w:ind w:left="6480" w:hanging="360"/>
+      </w:pPr>
+      <w:rPr>
+        <w:rFonts w:ascii="Wingdings" w:hAnsi="Wingdings" w:hint="default"/>
+      </w:rPr>
+    </w:lvl>
+  </w:abstractNum>
+  <w:abstractNum w:abstractNumId="11" w15:restartNumberingAfterBreak="0">
     <w:nsid w:val="30DF0586"/>
     <w:multiLevelType w:val="multilevel"/>
     <w:tmpl w:val="0B5ABD5E"/>
@@ -33804,7 +36719,7 @@
       </w:pPr>
     </w:lvl>
   </w:abstractNum>
-  <w:abstractNum w:abstractNumId="11" w15:restartNumberingAfterBreak="0">
+  <w:abstractNum w:abstractNumId="12" w15:restartNumberingAfterBreak="0">
     <w:nsid w:val="313155C2"/>
     <w:multiLevelType w:val="multilevel"/>
     <w:tmpl w:val="58BCB1BC"/>
@@ -33917,7 +36832,7 @@
       </w:pPr>
     </w:lvl>
   </w:abstractNum>
-  <w:abstractNum w:abstractNumId="12" w15:restartNumberingAfterBreak="0">
+  <w:abstractNum w:abstractNumId="13" w15:restartNumberingAfterBreak="0">
     <w:nsid w:val="34DD34A1"/>
     <w:multiLevelType w:val="hybridMultilevel"/>
     <w:tmpl w:val="8084EA2C"/>
@@ -34007,7 +36922,7 @@
       </w:pPr>
     </w:lvl>
   </w:abstractNum>
-  <w:abstractNum w:abstractNumId="13" w15:restartNumberingAfterBreak="0">
+  <w:abstractNum w:abstractNumId="14" w15:restartNumberingAfterBreak="0">
     <w:nsid w:val="3EB31B78"/>
     <w:multiLevelType w:val="hybridMultilevel"/>
     <w:tmpl w:val="DF988436"/>
@@ -34120,7 +37035,7 @@
       </w:rPr>
     </w:lvl>
   </w:abstractNum>
-  <w:abstractNum w:abstractNumId="14" w15:restartNumberingAfterBreak="0">
+  <w:abstractNum w:abstractNumId="15" w15:restartNumberingAfterBreak="0">
     <w:nsid w:val="40A53705"/>
     <w:multiLevelType w:val="hybridMultilevel"/>
     <w:tmpl w:val="FA58BA6C"/>
@@ -34233,7 +37148,7 @@
       </w:rPr>
     </w:lvl>
   </w:abstractNum>
-  <w:abstractNum w:abstractNumId="15" w15:restartNumberingAfterBreak="0">
+  <w:abstractNum w:abstractNumId="16" w15:restartNumberingAfterBreak="0">
     <w:nsid w:val="43234EEA"/>
     <w:multiLevelType w:val="hybridMultilevel"/>
     <w:tmpl w:val="6CC40350"/>
@@ -34346,7 +37261,7 @@
       </w:rPr>
     </w:lvl>
   </w:abstractNum>
-  <w:abstractNum w:abstractNumId="16" w15:restartNumberingAfterBreak="0">
+  <w:abstractNum w:abstractNumId="17" w15:restartNumberingAfterBreak="0">
     <w:nsid w:val="43457463"/>
     <w:multiLevelType w:val="multilevel"/>
     <w:tmpl w:val="8DAEC70C"/>
@@ -34495,7 +37410,7 @@
       </w:rPr>
     </w:lvl>
   </w:abstractNum>
-  <w:abstractNum w:abstractNumId="17" w15:restartNumberingAfterBreak="0">
+  <w:abstractNum w:abstractNumId="18" w15:restartNumberingAfterBreak="0">
     <w:nsid w:val="455D3959"/>
     <w:multiLevelType w:val="multilevel"/>
     <w:tmpl w:val="876A8554"/>
@@ -34644,7 +37559,7 @@
       </w:rPr>
     </w:lvl>
   </w:abstractNum>
-  <w:abstractNum w:abstractNumId="18" w15:restartNumberingAfterBreak="0">
+  <w:abstractNum w:abstractNumId="19" w15:restartNumberingAfterBreak="0">
     <w:nsid w:val="467D66CF"/>
     <w:multiLevelType w:val="hybridMultilevel"/>
     <w:tmpl w:val="8084EA2C"/>
@@ -34734,7 +37649,7 @@
       </w:pPr>
     </w:lvl>
   </w:abstractNum>
-  <w:abstractNum w:abstractNumId="19" w15:restartNumberingAfterBreak="0">
+  <w:abstractNum w:abstractNumId="20" w15:restartNumberingAfterBreak="0">
     <w:nsid w:val="474A241D"/>
     <w:multiLevelType w:val="multilevel"/>
     <w:tmpl w:val="5B7ADD12"/>
@@ -34883,7 +37798,7 @@
       </w:rPr>
     </w:lvl>
   </w:abstractNum>
-  <w:abstractNum w:abstractNumId="20" w15:restartNumberingAfterBreak="0">
+  <w:abstractNum w:abstractNumId="21" w15:restartNumberingAfterBreak="0">
     <w:nsid w:val="47DD3153"/>
     <w:multiLevelType w:val="multilevel"/>
     <w:tmpl w:val="036A5998"/>
@@ -35032,7 +37947,7 @@
       </w:rPr>
     </w:lvl>
   </w:abstractNum>
-  <w:abstractNum w:abstractNumId="21" w15:restartNumberingAfterBreak="0">
+  <w:abstractNum w:abstractNumId="22" w15:restartNumberingAfterBreak="0">
     <w:nsid w:val="48745DC3"/>
     <w:multiLevelType w:val="hybridMultilevel"/>
     <w:tmpl w:val="7BC46BC2"/>
@@ -35145,7 +38060,7 @@
       </w:rPr>
     </w:lvl>
   </w:abstractNum>
-  <w:abstractNum w:abstractNumId="22" w15:restartNumberingAfterBreak="0">
+  <w:abstractNum w:abstractNumId="23" w15:restartNumberingAfterBreak="0">
     <w:nsid w:val="4E3A3E4E"/>
     <w:multiLevelType w:val="multilevel"/>
     <w:tmpl w:val="03680040"/>
@@ -35294,7 +38209,7 @@
       </w:rPr>
     </w:lvl>
   </w:abstractNum>
-  <w:abstractNum w:abstractNumId="23" w15:restartNumberingAfterBreak="0">
+  <w:abstractNum w:abstractNumId="24" w15:restartNumberingAfterBreak="0">
     <w:nsid w:val="50AD420E"/>
     <w:multiLevelType w:val="multilevel"/>
     <w:tmpl w:val="A05A03E4"/>
@@ -35443,7 +38358,7 @@
       </w:rPr>
     </w:lvl>
   </w:abstractNum>
-  <w:abstractNum w:abstractNumId="24" w15:restartNumberingAfterBreak="0">
+  <w:abstractNum w:abstractNumId="25" w15:restartNumberingAfterBreak="0">
     <w:nsid w:val="55BB28E4"/>
     <w:multiLevelType w:val="multilevel"/>
     <w:tmpl w:val="F710B860"/>
@@ -35556,7 +38471,7 @@
       </w:pPr>
     </w:lvl>
   </w:abstractNum>
-  <w:abstractNum w:abstractNumId="25" w15:restartNumberingAfterBreak="0">
+  <w:abstractNum w:abstractNumId="26" w15:restartNumberingAfterBreak="0">
     <w:nsid w:val="56A708FC"/>
     <w:multiLevelType w:val="hybridMultilevel"/>
     <w:tmpl w:val="77AA4ABC"/>
@@ -35645,7 +38560,7 @@
       </w:pPr>
     </w:lvl>
   </w:abstractNum>
-  <w:abstractNum w:abstractNumId="26" w15:restartNumberingAfterBreak="0">
+  <w:abstractNum w:abstractNumId="27" w15:restartNumberingAfterBreak="0">
     <w:nsid w:val="57DE1F9B"/>
     <w:multiLevelType w:val="hybridMultilevel"/>
     <w:tmpl w:val="5FA84DF0"/>
@@ -35731,7 +38646,7 @@
       </w:pPr>
     </w:lvl>
   </w:abstractNum>
-  <w:abstractNum w:abstractNumId="27" w15:restartNumberingAfterBreak="0">
+  <w:abstractNum w:abstractNumId="28" w15:restartNumberingAfterBreak="0">
     <w:nsid w:val="61BE7AFB"/>
     <w:multiLevelType w:val="multilevel"/>
     <w:tmpl w:val="694E698A"/>
@@ -35880,7 +38795,7 @@
       </w:rPr>
     </w:lvl>
   </w:abstractNum>
-  <w:abstractNum w:abstractNumId="28" w15:restartNumberingAfterBreak="0">
+  <w:abstractNum w:abstractNumId="29" w15:restartNumberingAfterBreak="0">
     <w:nsid w:val="66BC7B31"/>
     <w:multiLevelType w:val="hybridMultilevel"/>
     <w:tmpl w:val="A726C74E"/>
@@ -35966,7 +38881,7 @@
       </w:pPr>
     </w:lvl>
   </w:abstractNum>
-  <w:abstractNum w:abstractNumId="29" w15:restartNumberingAfterBreak="0">
+  <w:abstractNum w:abstractNumId="30" w15:restartNumberingAfterBreak="0">
     <w:nsid w:val="67D63D68"/>
     <w:multiLevelType w:val="multilevel"/>
     <w:tmpl w:val="1832AECE"/>
@@ -36115,7 +39030,7 @@
       </w:rPr>
     </w:lvl>
   </w:abstractNum>
-  <w:abstractNum w:abstractNumId="30" w15:restartNumberingAfterBreak="0">
+  <w:abstractNum w:abstractNumId="31" w15:restartNumberingAfterBreak="0">
     <w:nsid w:val="71076938"/>
     <w:multiLevelType w:val="hybridMultilevel"/>
     <w:tmpl w:val="B0240C00"/>
@@ -36228,7 +39143,7 @@
       </w:rPr>
     </w:lvl>
   </w:abstractNum>
-  <w:abstractNum w:abstractNumId="31" w15:restartNumberingAfterBreak="0">
+  <w:abstractNum w:abstractNumId="32" w15:restartNumberingAfterBreak="0">
     <w:nsid w:val="74A53B5B"/>
     <w:multiLevelType w:val="hybridMultilevel"/>
     <w:tmpl w:val="D9AC283A"/>
@@ -36317,7 +39232,7 @@
       </w:pPr>
     </w:lvl>
   </w:abstractNum>
-  <w:abstractNum w:abstractNumId="32" w15:restartNumberingAfterBreak="0">
+  <w:abstractNum w:abstractNumId="33" w15:restartNumberingAfterBreak="0">
     <w:nsid w:val="78B502BA"/>
     <w:multiLevelType w:val="multilevel"/>
     <w:tmpl w:val="B43ACAF4"/>
@@ -36466,7 +39381,7 @@
       </w:rPr>
     </w:lvl>
   </w:abstractNum>
-  <w:abstractNum w:abstractNumId="33" w15:restartNumberingAfterBreak="0">
+  <w:abstractNum w:abstractNumId="34" w15:restartNumberingAfterBreak="0">
     <w:nsid w:val="7AC40272"/>
     <w:multiLevelType w:val="hybridMultilevel"/>
     <w:tmpl w:val="555C0850"/>
@@ -36555,7 +39470,7 @@
       </w:pPr>
     </w:lvl>
   </w:abstractNum>
-  <w:abstractNum w:abstractNumId="34" w15:restartNumberingAfterBreak="0">
+  <w:abstractNum w:abstractNumId="35" w15:restartNumberingAfterBreak="0">
     <w:nsid w:val="7C227442"/>
     <w:multiLevelType w:val="multilevel"/>
     <w:tmpl w:val="A8DEC1D6"/>
@@ -36672,7 +39587,7 @@
       </w:pPr>
     </w:lvl>
   </w:abstractNum>
-  <w:abstractNum w:abstractNumId="35" w15:restartNumberingAfterBreak="0">
+  <w:abstractNum w:abstractNumId="36" w15:restartNumberingAfterBreak="0">
     <w:nsid w:val="7DEF0AB7"/>
     <w:multiLevelType w:val="hybridMultilevel"/>
     <w:tmpl w:val="74C4F6FA"/>
@@ -36761,7 +39676,7 @@
       </w:pPr>
     </w:lvl>
   </w:abstractNum>
-  <w:abstractNum w:abstractNumId="36" w15:restartNumberingAfterBreak="0">
+  <w:abstractNum w:abstractNumId="37" w15:restartNumberingAfterBreak="0">
     <w:nsid w:val="7EC948ED"/>
     <w:multiLevelType w:val="multilevel"/>
     <w:tmpl w:val="BCB87726"/>
@@ -36879,49 +39794,49 @@
     </w:lvl>
   </w:abstractNum>
   <w:num w:numId="1">
-    <w:abstractNumId w:val="26"/>
+    <w:abstractNumId w:val="27"/>
   </w:num>
   <w:num w:numId="2">
-    <w:abstractNumId w:val="28"/>
+    <w:abstractNumId w:val="29"/>
   </w:num>
   <w:num w:numId="3">
-    <w:abstractNumId w:val="25"/>
+    <w:abstractNumId w:val="26"/>
   </w:num>
   <w:num w:numId="4">
     <w:abstractNumId w:val="5"/>
   </w:num>
   <w:num w:numId="5">
-    <w:abstractNumId w:val="15"/>
+    <w:abstractNumId w:val="16"/>
   </w:num>
   <w:num w:numId="6">
     <w:abstractNumId w:val="3"/>
   </w:num>
   <w:num w:numId="7">
-    <w:abstractNumId w:val="10"/>
+    <w:abstractNumId w:val="11"/>
   </w:num>
   <w:num w:numId="8">
-    <w:abstractNumId w:val="36"/>
+    <w:abstractNumId w:val="37"/>
   </w:num>
   <w:num w:numId="9">
-    <w:abstractNumId w:val="29"/>
+    <w:abstractNumId w:val="30"/>
   </w:num>
   <w:num w:numId="10">
-    <w:abstractNumId w:val="24"/>
+    <w:abstractNumId w:val="25"/>
   </w:num>
   <w:num w:numId="11">
-    <w:abstractNumId w:val="34"/>
+    <w:abstractNumId w:val="35"/>
   </w:num>
   <w:num w:numId="12">
-    <w:abstractNumId w:val="32"/>
+    <w:abstractNumId w:val="33"/>
   </w:num>
   <w:num w:numId="13">
-    <w:abstractNumId w:val="11"/>
+    <w:abstractNumId w:val="12"/>
   </w:num>
   <w:num w:numId="14">
     <w:abstractNumId w:val="4"/>
   </w:num>
   <w:num w:numId="15">
-    <w:abstractNumId w:val="21"/>
+    <w:abstractNumId w:val="22"/>
   </w:num>
   <w:num w:numId="16">
     <w:abstractNumId w:val="0"/>
@@ -36933,61 +39848,64 @@
     <w:abstractNumId w:val="8"/>
   </w:num>
   <w:num w:numId="19">
-    <w:abstractNumId w:val="27"/>
+    <w:abstractNumId w:val="28"/>
   </w:num>
   <w:num w:numId="20">
     <w:abstractNumId w:val="7"/>
   </w:num>
   <w:num w:numId="21">
-    <w:abstractNumId w:val="13"/>
+    <w:abstractNumId w:val="14"/>
   </w:num>
   <w:num w:numId="22">
     <w:abstractNumId w:val="1"/>
   </w:num>
   <w:num w:numId="23">
-    <w:abstractNumId w:val="22"/>
+    <w:abstractNumId w:val="23"/>
   </w:num>
   <w:num w:numId="24">
+    <w:abstractNumId w:val="18"/>
+  </w:num>
+  <w:num w:numId="25">
     <w:abstractNumId w:val="17"/>
   </w:num>
-  <w:num w:numId="25">
-    <w:abstractNumId w:val="16"/>
-  </w:num>
   <w:num w:numId="26">
-    <w:abstractNumId w:val="23"/>
+    <w:abstractNumId w:val="24"/>
   </w:num>
   <w:num w:numId="27">
-    <w:abstractNumId w:val="20"/>
+    <w:abstractNumId w:val="21"/>
   </w:num>
   <w:num w:numId="28">
-    <w:abstractNumId w:val="18"/>
+    <w:abstractNumId w:val="19"/>
   </w:num>
   <w:num w:numId="29">
-    <w:abstractNumId w:val="12"/>
+    <w:abstractNumId w:val="13"/>
   </w:num>
   <w:num w:numId="30">
-    <w:abstractNumId w:val="35"/>
+    <w:abstractNumId w:val="36"/>
   </w:num>
   <w:num w:numId="31">
-    <w:abstractNumId w:val="33"/>
+    <w:abstractNumId w:val="34"/>
   </w:num>
   <w:num w:numId="32">
     <w:abstractNumId w:val="9"/>
   </w:num>
   <w:num w:numId="33">
-    <w:abstractNumId w:val="31"/>
+    <w:abstractNumId w:val="32"/>
   </w:num>
   <w:num w:numId="34">
-    <w:abstractNumId w:val="14"/>
+    <w:abstractNumId w:val="15"/>
   </w:num>
   <w:num w:numId="35">
     <w:abstractNumId w:val="6"/>
   </w:num>
   <w:num w:numId="36">
-    <w:abstractNumId w:val="19"/>
+    <w:abstractNumId w:val="20"/>
   </w:num>
   <w:num w:numId="37">
-    <w:abstractNumId w:val="30"/>
+    <w:abstractNumId w:val="31"/>
+  </w:num>
+  <w:num w:numId="38">
+    <w:abstractNumId w:val="10"/>
   </w:num>
 </w:numbering>
 </file>
